--- a/files/original_student_files/fur9_dmu_formulario.docx
+++ b/files/original_student_files/fur9_dmu_formulario.docx
@@ -235,8 +235,8 @@
             <w:rPr>
               <w:rFonts w:ascii="Arial" w:hAnsi="Arial" w:cs="Arial"/>
               <w:color w:val="000000"/>
-              <w:sz w:val="20"/>
-              <w:szCs w:val="20"/>
+              <w:sz w:val="18"/>
+              <w:szCs w:val="18"/>
             </w:rPr>
             <w:alias w:val="full_name"/>
             <w:tag w:val="full_name"/>
@@ -264,16 +264,16 @@
                   <w:rPr>
                     <w:rFonts w:ascii="Arial" w:hAnsi="Arial" w:cs="Arial"/>
                     <w:color w:val="000000"/>
-                    <w:sz w:val="20"/>
-                    <w:szCs w:val="20"/>
+                    <w:sz w:val="18"/>
+                    <w:szCs w:val="18"/>
                   </w:rPr>
                 </w:pPr>
                 <w:r>
                   <w:rPr>
                     <w:rFonts w:ascii="Arial" w:hAnsi="Arial" w:cs="Arial"/>
                     <w:color w:val="000000"/>
-                    <w:sz w:val="20"/>
-                    <w:szCs w:val="20"/>
+                    <w:sz w:val="18"/>
+                    <w:szCs w:val="18"/>
                     <w:lang w:val="es-CL" w:eastAsia="es-CL"/>
                   </w:rPr>
                   <w:t>Escriba aquí</w:t>
@@ -299,8 +299,8 @@
               <w:rPr>
                 <w:rFonts w:ascii="Arial" w:hAnsi="Arial" w:cs="Arial"/>
                 <w:color w:val="000000"/>
-                <w:sz w:val="20"/>
-                <w:szCs w:val="20"/>
+                <w:sz w:val="18"/>
+                <w:szCs w:val="18"/>
               </w:rPr>
               <w:alias w:val="born_date"/>
               <w:tag w:val="born_date"/>
@@ -317,16 +317,16 @@
                   <w:rPr>
                     <w:rFonts w:ascii="Arial" w:hAnsi="Arial" w:cs="Arial"/>
                     <w:color w:val="000000"/>
-                    <w:sz w:val="20"/>
-                    <w:szCs w:val="20"/>
+                    <w:sz w:val="18"/>
+                    <w:szCs w:val="18"/>
                   </w:rPr>
                 </w:pPr>
                 <w:r>
                   <w:rPr>
                     <w:rFonts w:ascii="Arial" w:hAnsi="Arial" w:cs="Arial"/>
                     <w:color w:val="000000"/>
-                    <w:sz w:val="20"/>
-                    <w:szCs w:val="20"/>
+                    <w:sz w:val="18"/>
+                    <w:szCs w:val="18"/>
                     <w:lang w:val="es-CL" w:eastAsia="es-CL"/>
                   </w:rPr>
                   <w:t>Escriba aquí</w:t>
@@ -361,8 +361,8 @@
               <w:rPr>
                 <w:rFonts w:ascii="Arial" w:hAnsi="Arial" w:cs="Arial"/>
                 <w:color w:val="000000"/>
-                <w:sz w:val="20"/>
-                <w:szCs w:val="20"/>
+                <w:sz w:val="18"/>
+                <w:szCs w:val="18"/>
               </w:rPr>
               <w:alias w:val="age"/>
               <w:tag w:val="age"/>
@@ -380,16 +380,16 @@
                   <w:rPr>
                     <w:rFonts w:ascii="Arial" w:hAnsi="Arial" w:cs="Arial"/>
                     <w:color w:val="000000"/>
-                    <w:sz w:val="20"/>
-                    <w:szCs w:val="20"/>
+                    <w:sz w:val="18"/>
+                    <w:szCs w:val="18"/>
                   </w:rPr>
                 </w:pPr>
                 <w:r>
                   <w:rPr>
                     <w:rFonts w:ascii="Arial" w:hAnsi="Arial" w:cs="Arial"/>
                     <w:color w:val="000000"/>
-                    <w:sz w:val="20"/>
-                    <w:szCs w:val="20"/>
+                    <w:sz w:val="18"/>
+                    <w:szCs w:val="18"/>
                     <w:lang w:val="es-CL" w:eastAsia="es-CL"/>
                   </w:rPr>
                   <w:t>Escriba aquí</w:t>
@@ -413,8 +413,8 @@
             <w:rPr>
               <w:rFonts w:ascii="Arial" w:hAnsi="Arial" w:cs="Arial"/>
               <w:color w:val="000000"/>
-              <w:sz w:val="20"/>
-              <w:szCs w:val="20"/>
+              <w:sz w:val="18"/>
+              <w:szCs w:val="18"/>
             </w:rPr>
             <w:alias w:val="identification_number"/>
             <w:tag w:val="identification_number"/>
@@ -441,16 +441,16 @@
                   <w:rPr>
                     <w:rFonts w:ascii="Arial" w:hAnsi="Arial" w:cs="Arial"/>
                     <w:color w:val="000000"/>
-                    <w:sz w:val="20"/>
-                    <w:szCs w:val="20"/>
+                    <w:sz w:val="18"/>
+                    <w:szCs w:val="18"/>
                   </w:rPr>
                 </w:pPr>
                 <w:r>
                   <w:rPr>
                     <w:rFonts w:ascii="Arial" w:hAnsi="Arial" w:cs="Arial"/>
                     <w:color w:val="000000"/>
-                    <w:sz w:val="20"/>
-                    <w:szCs w:val="20"/>
+                    <w:sz w:val="18"/>
+                    <w:szCs w:val="18"/>
                     <w:lang w:val="es-CL" w:eastAsia="es-CL"/>
                   </w:rPr>
                   <w:t>Escriba aquí</w:t>
@@ -685,8 +685,8 @@
                 <w:rPr>
                   <w:rFonts w:ascii="MS Gothic" w:hAnsi="MS Gothic" w:cs="MS Gothic" w:eastAsia="MS Gothic"/>
                   <w:color w:val="000000"/>
-                  <w:sz w:val="20"/>
-                  <w:szCs w:val="20"/>
+                  <w:sz w:val="18"/>
+                  <w:szCs w:val="18"/>
                 </w:rPr>
                 <w:alias w:val="educational_option__escuela_especial"/>
                 <w:tag w:val="educational_option__escuela_especial"/>
@@ -703,8 +703,8 @@
                   <w:rPr>
                     <w:rFonts w:ascii="MS Gothic" w:hAnsi="MS Gothic" w:cs="MS Gothic" w:eastAsia="MS Gothic"/>
                     <w:color w:val="000000"/>
-                    <w:sz w:val="20"/>
-                    <w:szCs w:val="20"/>
+                    <w:sz w:val="18"/>
+                    <w:szCs w:val="18"/>
                   </w:rPr>
                   <w:t>☐</w:t>
                 </w:r>
@@ -723,8 +723,8 @@
                 <w:rPr>
                   <w:rFonts w:ascii="MS Gothic" w:hAnsi="MS Gothic" w:cs="MS Gothic" w:eastAsia="MS Gothic"/>
                   <w:color w:val="000000"/>
-                  <w:sz w:val="20"/>
-                  <w:szCs w:val="20"/>
+                  <w:sz w:val="18"/>
+                  <w:szCs w:val="18"/>
                 </w:rPr>
                 <w:alias w:val="educational_option__pie"/>
                 <w:tag w:val="educational_option__pie"/>
@@ -741,8 +741,8 @@
                   <w:rPr>
                     <w:rFonts w:ascii="MS Gothic" w:hAnsi="MS Gothic" w:cs="MS Gothic" w:eastAsia="MS Gothic"/>
                     <w:color w:val="000000"/>
-                    <w:sz w:val="20"/>
-                    <w:szCs w:val="20"/>
+                    <w:sz w:val="18"/>
+                    <w:szCs w:val="18"/>
                   </w:rPr>
                   <w:t>☐</w:t>
                 </w:r>
@@ -786,8 +786,8 @@
               <w:rPr>
                 <w:rFonts w:ascii="Arial" w:hAnsi="Arial" w:cs="Arial"/>
                 <w:color w:val="000000"/>
-                <w:sz w:val="20"/>
-                <w:szCs w:val="20"/>
+                <w:sz w:val="18"/>
+                <w:szCs w:val="18"/>
               </w:rPr>
               <w:alias w:val="current_course"/>
               <w:tag w:val="current_course"/>
@@ -805,16 +805,16 @@
                   <w:rPr>
                     <w:rFonts w:ascii="Arial" w:hAnsi="Arial" w:cs="Arial"/>
                     <w:color w:val="000000"/>
-                    <w:sz w:val="20"/>
-                    <w:szCs w:val="20"/>
+                    <w:sz w:val="18"/>
+                    <w:szCs w:val="18"/>
                   </w:rPr>
                 </w:pPr>
                 <w:r>
                   <w:rPr>
                     <w:rFonts w:ascii="Arial" w:hAnsi="Arial" w:cs="Arial"/>
                     <w:color w:val="000000"/>
-                    <w:sz w:val="20"/>
-                    <w:szCs w:val="20"/>
+                    <w:sz w:val="18"/>
+                    <w:szCs w:val="18"/>
                     <w:lang w:val="es-CL" w:eastAsia="es-CL"/>
                   </w:rPr>
                   <w:t>Escriba aquí</w:t>
@@ -933,8 +933,8 @@
                 <w:rPr>
                   <w:rFonts w:ascii="Arial" w:hAnsi="Arial" w:cs="Arial"/>
                   <w:color w:val="000000"/>
-                  <w:sz w:val="20"/>
-                  <w:szCs w:val="20"/>
+                  <w:sz w:val="18"/>
+                  <w:szCs w:val="18"/>
                 </w:rPr>
                 <w:alias w:val="educational_option_other_detail"/>
                 <w:tag w:val="educational_option_other_detail"/>
@@ -950,8 +950,8 @@
                   <w:rPr>
                     <w:rFonts w:ascii="Arial" w:hAnsi="Arial" w:cs="Arial"/>
                     <w:color w:val="000000"/>
-                    <w:sz w:val="20"/>
-                    <w:szCs w:val="20"/>
+                    <w:sz w:val="18"/>
+                    <w:szCs w:val="18"/>
                     <w:lang w:val="es-CL" w:eastAsia="es-CL"/>
                   </w:rPr>
                   <w:t>Escriba aquí</w:t>
@@ -1023,8 +1023,8 @@
                 <w:rPr>
                   <w:rFonts w:ascii="MS Gothic" w:hAnsi="MS Gothic" w:cs="MS Gothic" w:eastAsia="MS Gothic"/>
                   <w:color w:val="000000"/>
-                  <w:sz w:val="20"/>
-                  <w:szCs w:val="20"/>
+                  <w:sz w:val="18"/>
+                  <w:szCs w:val="18"/>
                 </w:rPr>
                 <w:alias w:val="communication_way__oral"/>
                 <w:tag w:val="communication_way__oral"/>
@@ -1041,8 +1041,8 @@
                   <w:rPr>
                     <w:rFonts w:ascii="MS Gothic" w:hAnsi="MS Gothic" w:cs="MS Gothic" w:eastAsia="MS Gothic"/>
                     <w:color w:val="000000"/>
-                    <w:sz w:val="20"/>
-                    <w:szCs w:val="20"/>
+                    <w:sz w:val="18"/>
+                    <w:szCs w:val="18"/>
                   </w:rPr>
                   <w:t>☐</w:t>
                 </w:r>
@@ -1088,8 +1088,8 @@
                 <w:rPr>
                   <w:rFonts w:ascii="MS Gothic" w:hAnsi="MS Gothic" w:cs="MS Gothic" w:eastAsia="MS Gothic"/>
                   <w:color w:val="000000"/>
-                  <w:sz w:val="20"/>
-                  <w:szCs w:val="20"/>
+                  <w:sz w:val="18"/>
+                  <w:szCs w:val="18"/>
                 </w:rPr>
                 <w:alias w:val="communication_way__lengua_senas"/>
                 <w:tag w:val="communication_way__lengua_senas"/>
@@ -1106,8 +1106,8 @@
                   <w:rPr>
                     <w:rFonts w:ascii="MS Gothic" w:hAnsi="MS Gothic" w:cs="MS Gothic" w:eastAsia="MS Gothic"/>
                     <w:color w:val="000000"/>
-                    <w:sz w:val="20"/>
-                    <w:szCs w:val="20"/>
+                    <w:sz w:val="18"/>
+                    <w:szCs w:val="18"/>
                   </w:rPr>
                   <w:t>☐</w:t>
                 </w:r>
@@ -1155,8 +1155,8 @@
                 <w:rPr>
                   <w:rFonts w:ascii="MS Gothic" w:hAnsi="MS Gothic" w:cs="MS Gothic" w:eastAsia="MS Gothic"/>
                   <w:color w:val="000000"/>
-                  <w:sz w:val="20"/>
-                  <w:szCs w:val="20"/>
+                  <w:sz w:val="18"/>
+                  <w:szCs w:val="18"/>
                   <w:lang w:val="es-ES_tradnl"/>
                 </w:rPr>
                 <w:alias w:val="communication_way__otra"/>
@@ -1174,8 +1174,8 @@
                   <w:rPr>
                     <w:rFonts w:ascii="MS Gothic" w:hAnsi="MS Gothic" w:cs="MS Gothic" w:eastAsia="MS Gothic"/>
                     <w:color w:val="000000"/>
-                    <w:sz w:val="20"/>
-                    <w:szCs w:val="20"/>
+                    <w:sz w:val="18"/>
+                    <w:szCs w:val="18"/>
                     <w:lang w:val="es-ES_tradnl"/>
                   </w:rPr>
                   <w:t>☐</w:t>
@@ -1204,8 +1204,8 @@
                 <w:rPr>
                   <w:rFonts w:ascii="Arial" w:hAnsi="Arial" w:cs="Arial"/>
                   <w:color w:val="000000"/>
-                  <w:sz w:val="20"/>
-                  <w:szCs w:val="20"/>
+                  <w:sz w:val="18"/>
+                  <w:szCs w:val="18"/>
                   <w:lang w:val="es-ES_tradnl"/>
                 </w:rPr>
                 <w:alias w:val="communication_way_other_detail"/>
@@ -1222,8 +1222,8 @@
                   <w:rPr>
                     <w:rFonts w:ascii="Arial" w:hAnsi="Arial" w:cs="Arial"/>
                     <w:color w:val="000000"/>
-                    <w:sz w:val="20"/>
-                    <w:szCs w:val="20"/>
+                    <w:sz w:val="18"/>
+                    <w:szCs w:val="18"/>
                     <w:lang w:val="es-CL" w:eastAsia="es-CL"/>
                   </w:rPr>
                   <w:t>Escriba aquí</w:t>
@@ -1255,8 +1255,8 @@
               <w:rPr>
                 <w:rFonts w:ascii="Arial" w:hAnsi="Arial" w:cs="Arial"/>
                 <w:color w:val="000000"/>
-                <w:sz w:val="20"/>
-                <w:szCs w:val="20"/>
+                <w:sz w:val="18"/>
+                <w:szCs w:val="18"/>
               </w:rPr>
               <w:alias w:val="establishment_name"/>
               <w:tag w:val="establishment_name"/>
@@ -1274,16 +1274,16 @@
                   <w:rPr>
                     <w:rFonts w:ascii="Arial" w:hAnsi="Arial" w:cs="Arial"/>
                     <w:color w:val="000000"/>
-                    <w:sz w:val="20"/>
-                    <w:szCs w:val="20"/>
+                    <w:sz w:val="18"/>
+                    <w:szCs w:val="18"/>
                   </w:rPr>
                 </w:pPr>
                 <w:r>
                   <w:rPr>
                     <w:rFonts w:ascii="Arial" w:hAnsi="Arial" w:cs="Arial"/>
                     <w:color w:val="000000"/>
-                    <w:sz w:val="20"/>
-                    <w:szCs w:val="20"/>
+                    <w:sz w:val="18"/>
+                    <w:szCs w:val="18"/>
                     <w:lang w:val="es-CL" w:eastAsia="es-CL"/>
                   </w:rPr>
                   <w:t>Escriba aquí</w:t>
@@ -1306,8 +1306,8 @@
             <w:rPr>
               <w:rFonts w:ascii="Arial" w:hAnsi="Arial" w:cs="Arial"/>
               <w:color w:val="000000"/>
-              <w:sz w:val="20"/>
-              <w:szCs w:val="20"/>
+              <w:sz w:val="18"/>
+              <w:szCs w:val="18"/>
             </w:rPr>
             <w:alias w:val="rbd"/>
             <w:tag w:val="rbd"/>
@@ -1337,16 +1337,16 @@
                   <w:rPr>
                     <w:rFonts w:ascii="Arial" w:hAnsi="Arial" w:cs="Arial"/>
                     <w:color w:val="000000"/>
-                    <w:sz w:val="20"/>
-                    <w:szCs w:val="20"/>
+                    <w:sz w:val="18"/>
+                    <w:szCs w:val="18"/>
                   </w:rPr>
                 </w:pPr>
                 <w:r>
                   <w:rPr>
                     <w:rFonts w:ascii="Arial" w:hAnsi="Arial" w:cs="Arial"/>
                     <w:color w:val="000000"/>
-                    <w:sz w:val="20"/>
-                    <w:szCs w:val="20"/>
+                    <w:sz w:val="18"/>
+                    <w:szCs w:val="18"/>
                     <w:lang w:val="es-CL" w:eastAsia="es-CL"/>
                   </w:rPr>
                   <w:t>Escriba aquí</w:t>
@@ -1372,8 +1372,8 @@
               <w:rPr>
                 <w:rFonts w:ascii="Arial" w:hAnsi="Arial" w:cs="Arial"/>
                 <w:color w:val="000000"/>
-                <w:sz w:val="20"/>
-                <w:szCs w:val="20"/>
+                <w:sz w:val="18"/>
+                <w:szCs w:val="18"/>
               </w:rPr>
               <w:alias w:val="director_signature"/>
               <w:tag w:val="director_signature"/>
@@ -1392,16 +1392,16 @@
                   <w:rPr>
                     <w:rFonts w:ascii="Arial" w:hAnsi="Arial" w:cs="Arial"/>
                     <w:color w:val="000000"/>
-                    <w:sz w:val="20"/>
-                    <w:szCs w:val="20"/>
+                    <w:sz w:val="18"/>
+                    <w:szCs w:val="18"/>
                   </w:rPr>
                 </w:pPr>
                 <w:r>
                   <w:rPr>
                     <w:rFonts w:ascii="Arial" w:hAnsi="Arial" w:cs="Arial"/>
                     <w:color w:val="000000"/>
-                    <w:sz w:val="20"/>
-                    <w:szCs w:val="20"/>
+                    <w:sz w:val="18"/>
+                    <w:szCs w:val="18"/>
                     <w:lang w:val="es-CL" w:eastAsia="es-CL"/>
                   </w:rPr>
                   <w:t>Escriba aquí</w:t>
@@ -1766,8 +1766,8 @@
               <w:rPr>
                 <w:rFonts w:ascii="Arial" w:hAnsi="Arial" w:cs="Arial"/>
                 <w:color w:val="000000"/>
-                <w:sz w:val="20"/>
-                <w:szCs w:val="20"/>
+                <w:sz w:val="18"/>
+                <w:szCs w:val="18"/>
               </w:rPr>
               <w:alias w:val="professional_id"/>
               <w:tag w:val="professional_id"/>
@@ -1784,16 +1784,16 @@
                   <w:rPr>
                     <w:rFonts w:ascii="Arial" w:hAnsi="Arial" w:cs="Arial"/>
                     <w:color w:val="000000"/>
-                    <w:sz w:val="20"/>
-                    <w:szCs w:val="20"/>
+                    <w:sz w:val="18"/>
+                    <w:szCs w:val="18"/>
                   </w:rPr>
                 </w:pPr>
                 <w:r>
                   <w:rPr>
                     <w:rFonts w:ascii="Arial" w:hAnsi="Arial" w:cs="Arial"/>
                     <w:color w:val="000000"/>
-                    <w:sz w:val="20"/>
-                    <w:szCs w:val="20"/>
+                    <w:sz w:val="18"/>
+                    <w:szCs w:val="18"/>
                     <w:lang w:val="es-CL" w:eastAsia="es-CL"/>
                   </w:rPr>
                   <w:t>Escriba aquí</w:t>
@@ -1851,8 +1851,8 @@
               <w:rPr>
                 <w:rFonts w:ascii="Arial" w:hAnsi="Arial" w:cs="Arial"/>
                 <w:color w:val="000000"/>
-                <w:sz w:val="20"/>
-                <w:szCs w:val="20"/>
+                <w:sz w:val="18"/>
+                <w:szCs w:val="18"/>
               </w:rPr>
               <w:alias w:val="professional_identification_number"/>
               <w:tag w:val="professional_identification_number"/>
@@ -1869,16 +1869,16 @@
                   <w:rPr>
                     <w:rFonts w:ascii="Arial" w:hAnsi="Arial" w:cs="Arial"/>
                     <w:color w:val="000000"/>
-                    <w:sz w:val="20"/>
-                    <w:szCs w:val="20"/>
+                    <w:sz w:val="18"/>
+                    <w:szCs w:val="18"/>
                   </w:rPr>
                 </w:pPr>
                 <w:r>
                   <w:rPr>
                     <w:rFonts w:ascii="Arial" w:hAnsi="Arial" w:cs="Arial"/>
                     <w:color w:val="000000"/>
-                    <w:sz w:val="20"/>
-                    <w:szCs w:val="20"/>
+                    <w:sz w:val="18"/>
+                    <w:szCs w:val="18"/>
                     <w:lang w:val="es-CL" w:eastAsia="es-CL"/>
                   </w:rPr>
                   <w:t>Escriba aquí</w:t>
@@ -2006,8 +2006,8 @@
               <w:rPr>
                 <w:rFonts w:ascii="Arial" w:hAnsi="Arial" w:cs="Arial"/>
                 <w:color w:val="000000"/>
-                <w:sz w:val="20"/>
-                <w:szCs w:val="20"/>
+                <w:sz w:val="18"/>
+                <w:szCs w:val="18"/>
               </w:rPr>
               <w:alias w:val="profession_specialty_id"/>
               <w:tag w:val="profession_specialty_id"/>
@@ -2024,16 +2024,16 @@
                   <w:rPr>
                     <w:rFonts w:ascii="Arial" w:hAnsi="Arial" w:cs="Arial"/>
                     <w:color w:val="000000"/>
-                    <w:sz w:val="20"/>
-                    <w:szCs w:val="20"/>
+                    <w:sz w:val="18"/>
+                    <w:szCs w:val="18"/>
                   </w:rPr>
                 </w:pPr>
                 <w:r>
                   <w:rPr>
                     <w:rFonts w:ascii="Arial" w:hAnsi="Arial" w:cs="Arial"/>
                     <w:color w:val="000000"/>
-                    <w:sz w:val="20"/>
-                    <w:szCs w:val="20"/>
+                    <w:sz w:val="18"/>
+                    <w:szCs w:val="18"/>
                     <w:lang w:val="es-CL" w:eastAsia="es-CL"/>
                   </w:rPr>
                   <w:t>Escriba aquí</w:t>
@@ -2067,8 +2067,8 @@
               <w:rPr>
                 <w:rFonts w:ascii="Arial" w:hAnsi="Arial" w:cs="Arial"/>
                 <w:color w:val="000000"/>
-                <w:sz w:val="20"/>
-                <w:szCs w:val="20"/>
+                <w:sz w:val="18"/>
+                <w:szCs w:val="18"/>
               </w:rPr>
               <w:alias w:val="position_id"/>
               <w:tag w:val="position_id"/>
@@ -2085,16 +2085,16 @@
                   <w:rPr>
                     <w:rFonts w:ascii="Arial" w:hAnsi="Arial" w:cs="Arial"/>
                     <w:color w:val="000000"/>
-                    <w:sz w:val="20"/>
-                    <w:szCs w:val="20"/>
+                    <w:sz w:val="18"/>
+                    <w:szCs w:val="18"/>
                   </w:rPr>
                 </w:pPr>
                 <w:r>
                   <w:rPr>
                     <w:rFonts w:ascii="Arial" w:hAnsi="Arial" w:cs="Arial"/>
                     <w:color w:val="000000"/>
-                    <w:sz w:val="20"/>
-                    <w:szCs w:val="20"/>
+                    <w:sz w:val="18"/>
+                    <w:szCs w:val="18"/>
                     <w:lang w:val="es-CL" w:eastAsia="es-CL"/>
                   </w:rPr>
                   <w:t>Escriba aquí</w:t>
@@ -2127,8 +2127,8 @@
               <w:rPr>
                 <w:rFonts w:ascii="Arial" w:hAnsi="Arial" w:cs="Arial"/>
                 <w:color w:val="000000"/>
-                <w:sz w:val="20"/>
-                <w:szCs w:val="20"/>
+                <w:sz w:val="18"/>
+                <w:szCs w:val="18"/>
               </w:rPr>
               <w:alias w:val="contact_phone"/>
               <w:tag w:val="contact_phone"/>
@@ -2145,16 +2145,16 @@
                   <w:rPr>
                     <w:rFonts w:ascii="Arial" w:hAnsi="Arial" w:cs="Arial"/>
                     <w:color w:val="000000"/>
-                    <w:sz w:val="20"/>
-                    <w:szCs w:val="20"/>
+                    <w:sz w:val="18"/>
+                    <w:szCs w:val="18"/>
                   </w:rPr>
                 </w:pPr>
                 <w:r>
                   <w:rPr>
                     <w:rFonts w:ascii="Arial" w:hAnsi="Arial" w:cs="Arial"/>
                     <w:color w:val="000000"/>
-                    <w:sz w:val="20"/>
-                    <w:szCs w:val="20"/>
+                    <w:sz w:val="18"/>
+                    <w:szCs w:val="18"/>
                     <w:lang w:val="es-CL" w:eastAsia="es-CL"/>
                   </w:rPr>
                   <w:t>Escriba aquí</w:t>
@@ -2301,8 +2301,8 @@
               <w:rPr>
                 <w:rFonts w:ascii="Arial" w:hAnsi="Arial" w:cs="Arial"/>
                 <w:color w:val="000000"/>
-                <w:sz w:val="20"/>
-                <w:szCs w:val="20"/>
+                <w:sz w:val="18"/>
+                <w:szCs w:val="18"/>
               </w:rPr>
               <w:alias w:val="contact_email"/>
               <w:tag w:val="contact_email"/>
@@ -2319,16 +2319,16 @@
                   <w:rPr>
                     <w:rFonts w:ascii="Arial" w:hAnsi="Arial" w:cs="Arial"/>
                     <w:color w:val="000000"/>
-                    <w:sz w:val="20"/>
-                    <w:szCs w:val="20"/>
+                    <w:sz w:val="18"/>
+                    <w:szCs w:val="18"/>
                   </w:rPr>
                 </w:pPr>
                 <w:r>
                   <w:rPr>
                     <w:rFonts w:ascii="Arial" w:hAnsi="Arial" w:cs="Arial"/>
                     <w:color w:val="000000"/>
-                    <w:sz w:val="20"/>
-                    <w:szCs w:val="20"/>
+                    <w:sz w:val="18"/>
+                    <w:szCs w:val="18"/>
                     <w:lang w:val="es-CL" w:eastAsia="es-CL"/>
                   </w:rPr>
                   <w:t>Escriba aquí</w:t>
@@ -2380,8 +2380,8 @@
             <w:rPr>
               <w:rFonts w:ascii="Arial" w:hAnsi="Arial" w:cs="Arial"/>
               <w:color w:val="000000"/>
-              <w:sz w:val="20"/>
-              <w:szCs w:val="20"/>
+              <w:sz w:val="18"/>
+              <w:szCs w:val="18"/>
             </w:rPr>
             <w:alias w:val="registration_date"/>
             <w:tag w:val="registration_date"/>
@@ -2408,16 +2408,16 @@
                   <w:rPr>
                     <w:rFonts w:ascii="Arial" w:hAnsi="Arial" w:cs="Arial"/>
                     <w:color w:val="000000"/>
-                    <w:sz w:val="20"/>
-                    <w:szCs w:val="20"/>
+                    <w:sz w:val="18"/>
+                    <w:szCs w:val="18"/>
                   </w:rPr>
                 </w:pPr>
                 <w:r>
                   <w:rPr>
                     <w:rFonts w:ascii="Arial" w:hAnsi="Arial" w:cs="Arial"/>
                     <w:color w:val="000000"/>
-                    <w:sz w:val="20"/>
-                    <w:szCs w:val="20"/>
+                    <w:sz w:val="18"/>
+                    <w:szCs w:val="18"/>
                     <w:lang w:val="es-CL" w:eastAsia="es-CL"/>
                   </w:rPr>
                   <w:t>Escriba aquí</w:t>
@@ -2781,8 +2781,8 @@
               <w:rPr>
                 <w:rFonts w:ascii="Arial" w:hAnsi="Arial" w:cs="Arial"/>
                 <w:color w:val="000000"/>
-                <w:sz w:val="20"/>
-                <w:szCs w:val="20"/>
+                <w:sz w:val="18"/>
+                <w:szCs w:val="18"/>
               </w:rPr>
               <w:alias w:val="participating_professionals[0].professional_id"/>
               <w:tag w:val="participating_professionals[0].professional_id"/>
@@ -2799,16 +2799,16 @@
                   <w:rPr>
                     <w:rFonts w:ascii="Arial" w:hAnsi="Arial" w:cs="Arial"/>
                     <w:color w:val="000000"/>
-                    <w:sz w:val="20"/>
-                    <w:szCs w:val="20"/>
+                    <w:sz w:val="18"/>
+                    <w:szCs w:val="18"/>
                   </w:rPr>
                 </w:pPr>
                 <w:r>
                   <w:rPr>
                     <w:rFonts w:ascii="Arial" w:hAnsi="Arial" w:cs="Arial"/>
                     <w:color w:val="000000"/>
-                    <w:sz w:val="20"/>
-                    <w:szCs w:val="20"/>
+                    <w:sz w:val="18"/>
+                    <w:szCs w:val="18"/>
                     <w:lang w:val="es-CL" w:eastAsia="es-CL"/>
                   </w:rPr>
                   <w:t>Escriba aquí</w:t>
@@ -2962,8 +2962,8 @@
             <w:rPr>
               <w:rFonts w:ascii="Arial" w:hAnsi="Arial" w:cs="Arial"/>
               <w:color w:val="000000"/>
-              <w:sz w:val="20"/>
-              <w:szCs w:val="20"/>
+              <w:sz w:val="18"/>
+              <w:szCs w:val="18"/>
             </w:rPr>
             <w:alias w:val="participating_professionals[0].profession_id"/>
             <w:tag w:val="participating_professionals[0].profession_id"/>
@@ -2984,16 +2984,16 @@
                   <w:rPr>
                     <w:rFonts w:ascii="Arial" w:hAnsi="Arial" w:cs="Arial"/>
                     <w:color w:val="000000"/>
-                    <w:sz w:val="20"/>
-                    <w:szCs w:val="20"/>
+                    <w:sz w:val="18"/>
+                    <w:szCs w:val="18"/>
                   </w:rPr>
                 </w:pPr>
                 <w:r>
                   <w:rPr>
                     <w:rFonts w:ascii="Arial" w:hAnsi="Arial" w:cs="Arial"/>
                     <w:color w:val="000000"/>
-                    <w:sz w:val="20"/>
-                    <w:szCs w:val="20"/>
+                    <w:sz w:val="18"/>
+                    <w:szCs w:val="18"/>
                     <w:lang w:val="es-CL" w:eastAsia="es-CL"/>
                   </w:rPr>
                   <w:t>Escriba aquí</w:t>
@@ -3007,8 +3007,8 @@
             <w:rPr>
               <w:rFonts w:ascii="Arial" w:hAnsi="Arial" w:cs="Arial"/>
               <w:color w:val="000000"/>
-              <w:sz w:val="20"/>
-              <w:szCs w:val="20"/>
+              <w:sz w:val="18"/>
+              <w:szCs w:val="18"/>
             </w:rPr>
             <w:alias w:val="participating_professionals[0].phone_email"/>
             <w:tag w:val="participating_professionals[0].phone_email"/>
@@ -3029,16 +3029,16 @@
                   <w:rPr>
                     <w:rFonts w:ascii="Arial" w:hAnsi="Arial" w:cs="Arial"/>
                     <w:color w:val="000000"/>
-                    <w:sz w:val="20"/>
-                    <w:szCs w:val="20"/>
+                    <w:sz w:val="18"/>
+                    <w:szCs w:val="18"/>
                   </w:rPr>
                 </w:pPr>
                 <w:r>
                   <w:rPr>
                     <w:rFonts w:ascii="Arial" w:hAnsi="Arial" w:cs="Arial"/>
                     <w:color w:val="000000"/>
-                    <w:sz w:val="20"/>
-                    <w:szCs w:val="20"/>
+                    <w:sz w:val="18"/>
+                    <w:szCs w:val="18"/>
                     <w:lang w:val="es-CL" w:eastAsia="es-CL"/>
                   </w:rPr>
                   <w:t>Escriba aquí</w:t>
@@ -3052,8 +3052,8 @@
             <w:rPr>
               <w:rFonts w:ascii="Arial" w:hAnsi="Arial" w:cs="Arial"/>
               <w:color w:val="000000"/>
-              <w:sz w:val="20"/>
-              <w:szCs w:val="20"/>
+              <w:sz w:val="18"/>
+              <w:szCs w:val="18"/>
             </w:rPr>
             <w:alias w:val="participating_professionals[0].professional_registration"/>
             <w:tag w:val="participating_professionals[0].professional_registration"/>
@@ -3074,16 +3074,16 @@
                   <w:rPr>
                     <w:rFonts w:ascii="Arial" w:hAnsi="Arial" w:cs="Arial"/>
                     <w:color w:val="000000"/>
-                    <w:sz w:val="20"/>
-                    <w:szCs w:val="20"/>
+                    <w:sz w:val="18"/>
+                    <w:szCs w:val="18"/>
                   </w:rPr>
                 </w:pPr>
                 <w:r>
                   <w:rPr>
                     <w:rFonts w:ascii="Arial" w:hAnsi="Arial" w:cs="Arial"/>
                     <w:color w:val="000000"/>
-                    <w:sz w:val="20"/>
-                    <w:szCs w:val="20"/>
+                    <w:sz w:val="18"/>
+                    <w:szCs w:val="18"/>
                     <w:lang w:val="es-CL" w:eastAsia="es-CL"/>
                   </w:rPr>
                   <w:t>Escriba aquí</w:t>
@@ -3103,8 +3103,8 @@
             <w:rPr>
               <w:rFonts w:ascii="Arial" w:hAnsi="Arial" w:cs="Arial"/>
               <w:color w:val="000000"/>
-              <w:sz w:val="20"/>
-              <w:szCs w:val="20"/>
+              <w:sz w:val="18"/>
+              <w:szCs w:val="18"/>
             </w:rPr>
             <w:alias w:val="participating_professionals[1].professional_id"/>
             <w:tag w:val="participating_professionals[1].professional_id"/>
@@ -3125,16 +3125,16 @@
                   <w:rPr>
                     <w:rFonts w:ascii="Arial" w:hAnsi="Arial" w:cs="Arial"/>
                     <w:color w:val="000000"/>
-                    <w:sz w:val="20"/>
-                    <w:szCs w:val="20"/>
+                    <w:sz w:val="18"/>
+                    <w:szCs w:val="18"/>
                   </w:rPr>
                 </w:pPr>
                 <w:r>
                   <w:rPr>
                     <w:rFonts w:ascii="Arial" w:hAnsi="Arial" w:cs="Arial"/>
                     <w:color w:val="000000"/>
-                    <w:sz w:val="20"/>
-                    <w:szCs w:val="20"/>
+                    <w:sz w:val="18"/>
+                    <w:szCs w:val="18"/>
                     <w:lang w:val="es-CL" w:eastAsia="es-CL"/>
                   </w:rPr>
                   <w:t>Escriba aquí</w:t>
@@ -3148,8 +3148,8 @@
             <w:rPr>
               <w:rFonts w:ascii="Arial" w:hAnsi="Arial" w:cs="Arial"/>
               <w:color w:val="000000"/>
-              <w:sz w:val="20"/>
-              <w:szCs w:val="20"/>
+              <w:sz w:val="18"/>
+              <w:szCs w:val="18"/>
             </w:rPr>
             <w:alias w:val="participating_professionals[1].profession_id"/>
             <w:tag w:val="participating_professionals[1].profession_id"/>
@@ -3170,16 +3170,16 @@
                   <w:rPr>
                     <w:rFonts w:ascii="Arial" w:hAnsi="Arial" w:cs="Arial"/>
                     <w:color w:val="000000"/>
-                    <w:sz w:val="20"/>
-                    <w:szCs w:val="20"/>
+                    <w:sz w:val="18"/>
+                    <w:szCs w:val="18"/>
                   </w:rPr>
                 </w:pPr>
                 <w:r>
                   <w:rPr>
                     <w:rFonts w:ascii="Arial" w:hAnsi="Arial" w:cs="Arial"/>
                     <w:color w:val="000000"/>
-                    <w:sz w:val="20"/>
-                    <w:szCs w:val="20"/>
+                    <w:sz w:val="18"/>
+                    <w:szCs w:val="18"/>
                     <w:lang w:val="es-CL" w:eastAsia="es-CL"/>
                   </w:rPr>
                   <w:t>Escriba aquí</w:t>
@@ -3193,8 +3193,8 @@
             <w:rPr>
               <w:rFonts w:ascii="Arial" w:hAnsi="Arial" w:cs="Arial"/>
               <w:color w:val="000000"/>
-              <w:sz w:val="20"/>
-              <w:szCs w:val="20"/>
+              <w:sz w:val="18"/>
+              <w:szCs w:val="18"/>
             </w:rPr>
             <w:alias w:val="participating_professionals[1].phone_email"/>
             <w:tag w:val="participating_professionals[1].phone_email"/>
@@ -3215,16 +3215,16 @@
                   <w:rPr>
                     <w:rFonts w:ascii="Arial" w:hAnsi="Arial" w:cs="Arial"/>
                     <w:color w:val="000000"/>
-                    <w:sz w:val="20"/>
-                    <w:szCs w:val="20"/>
+                    <w:sz w:val="18"/>
+                    <w:szCs w:val="18"/>
                   </w:rPr>
                 </w:pPr>
                 <w:r>
                   <w:rPr>
                     <w:rFonts w:ascii="Arial" w:hAnsi="Arial" w:cs="Arial"/>
                     <w:color w:val="000000"/>
-                    <w:sz w:val="20"/>
-                    <w:szCs w:val="20"/>
+                    <w:sz w:val="18"/>
+                    <w:szCs w:val="18"/>
                     <w:lang w:val="es-CL" w:eastAsia="es-CL"/>
                   </w:rPr>
                   <w:t>Escriba aquí</w:t>
@@ -3238,8 +3238,8 @@
             <w:rPr>
               <w:rFonts w:ascii="Arial" w:hAnsi="Arial" w:cs="Arial"/>
               <w:color w:val="000000"/>
-              <w:sz w:val="20"/>
-              <w:szCs w:val="20"/>
+              <w:sz w:val="18"/>
+              <w:szCs w:val="18"/>
             </w:rPr>
             <w:alias w:val="participating_professionals[1].professional_registration"/>
             <w:tag w:val="participating_professionals[1].professional_registration"/>
@@ -3260,16 +3260,16 @@
                   <w:rPr>
                     <w:rFonts w:ascii="Arial" w:hAnsi="Arial" w:cs="Arial"/>
                     <w:color w:val="000000"/>
-                    <w:sz w:val="20"/>
-                    <w:szCs w:val="20"/>
+                    <w:sz w:val="18"/>
+                    <w:szCs w:val="18"/>
                   </w:rPr>
                 </w:pPr>
                 <w:r>
                   <w:rPr>
                     <w:rFonts w:ascii="Arial" w:hAnsi="Arial" w:cs="Arial"/>
                     <w:color w:val="000000"/>
-                    <w:sz w:val="20"/>
-                    <w:szCs w:val="20"/>
+                    <w:sz w:val="18"/>
+                    <w:szCs w:val="18"/>
                     <w:lang w:val="es-CL" w:eastAsia="es-CL"/>
                   </w:rPr>
                   <w:t>Escriba aquí</w:t>
@@ -3289,8 +3289,8 @@
             <w:rPr>
               <w:rFonts w:ascii="Arial" w:hAnsi="Arial" w:cs="Arial"/>
               <w:color w:val="000000"/>
-              <w:sz w:val="20"/>
-              <w:szCs w:val="20"/>
+              <w:sz w:val="18"/>
+              <w:szCs w:val="18"/>
             </w:rPr>
             <w:alias w:val="participating_professionals[2].professional_id"/>
             <w:tag w:val="participating_professionals[2].professional_id"/>
@@ -3311,16 +3311,16 @@
                   <w:rPr>
                     <w:rFonts w:ascii="Arial" w:hAnsi="Arial" w:cs="Arial"/>
                     <w:color w:val="000000"/>
-                    <w:sz w:val="20"/>
-                    <w:szCs w:val="20"/>
+                    <w:sz w:val="18"/>
+                    <w:szCs w:val="18"/>
                   </w:rPr>
                 </w:pPr>
                 <w:r>
                   <w:rPr>
                     <w:rFonts w:ascii="Arial" w:hAnsi="Arial" w:cs="Arial"/>
                     <w:color w:val="000000"/>
-                    <w:sz w:val="20"/>
-                    <w:szCs w:val="20"/>
+                    <w:sz w:val="18"/>
+                    <w:szCs w:val="18"/>
                     <w:lang w:val="es-CL" w:eastAsia="es-CL"/>
                   </w:rPr>
                   <w:t>Escriba aquí</w:t>
@@ -3334,8 +3334,8 @@
             <w:rPr>
               <w:rFonts w:ascii="Arial" w:hAnsi="Arial" w:cs="Arial"/>
               <w:color w:val="000000"/>
-              <w:sz w:val="20"/>
-              <w:szCs w:val="20"/>
+              <w:sz w:val="18"/>
+              <w:szCs w:val="18"/>
             </w:rPr>
             <w:alias w:val="participating_professionals[2].profession_id"/>
             <w:tag w:val="participating_professionals[2].profession_id"/>
@@ -3356,16 +3356,16 @@
                   <w:rPr>
                     <w:rFonts w:ascii="Arial" w:hAnsi="Arial" w:cs="Arial"/>
                     <w:color w:val="000000"/>
-                    <w:sz w:val="20"/>
-                    <w:szCs w:val="20"/>
+                    <w:sz w:val="18"/>
+                    <w:szCs w:val="18"/>
                   </w:rPr>
                 </w:pPr>
                 <w:r>
                   <w:rPr>
                     <w:rFonts w:ascii="Arial" w:hAnsi="Arial" w:cs="Arial"/>
                     <w:color w:val="000000"/>
-                    <w:sz w:val="20"/>
-                    <w:szCs w:val="20"/>
+                    <w:sz w:val="18"/>
+                    <w:szCs w:val="18"/>
                     <w:lang w:val="es-CL" w:eastAsia="es-CL"/>
                   </w:rPr>
                   <w:t>Escriba aquí</w:t>
@@ -3379,8 +3379,8 @@
             <w:rPr>
               <w:rFonts w:ascii="Arial" w:hAnsi="Arial" w:cs="Arial"/>
               <w:color w:val="000000"/>
-              <w:sz w:val="20"/>
-              <w:szCs w:val="20"/>
+              <w:sz w:val="18"/>
+              <w:szCs w:val="18"/>
             </w:rPr>
             <w:alias w:val="participating_professionals[2].phone_email"/>
             <w:tag w:val="participating_professionals[2].phone_email"/>
@@ -3401,16 +3401,16 @@
                   <w:rPr>
                     <w:rFonts w:ascii="Arial" w:hAnsi="Arial" w:cs="Arial"/>
                     <w:color w:val="000000"/>
-                    <w:sz w:val="20"/>
-                    <w:szCs w:val="20"/>
+                    <w:sz w:val="18"/>
+                    <w:szCs w:val="18"/>
                   </w:rPr>
                 </w:pPr>
                 <w:r>
                   <w:rPr>
                     <w:rFonts w:ascii="Arial" w:hAnsi="Arial" w:cs="Arial"/>
                     <w:color w:val="000000"/>
-                    <w:sz w:val="20"/>
-                    <w:szCs w:val="20"/>
+                    <w:sz w:val="18"/>
+                    <w:szCs w:val="18"/>
                     <w:lang w:val="es-CL" w:eastAsia="es-CL"/>
                   </w:rPr>
                   <w:t>Escriba aquí</w:t>
@@ -3424,8 +3424,8 @@
             <w:rPr>
               <w:rFonts w:ascii="Arial" w:hAnsi="Arial" w:cs="Arial"/>
               <w:color w:val="000000"/>
-              <w:sz w:val="20"/>
-              <w:szCs w:val="20"/>
+              <w:sz w:val="18"/>
+              <w:szCs w:val="18"/>
             </w:rPr>
             <w:alias w:val="participating_professionals[2].professional_registration"/>
             <w:tag w:val="participating_professionals[2].professional_registration"/>
@@ -3446,16 +3446,16 @@
                   <w:rPr>
                     <w:rFonts w:ascii="Arial" w:hAnsi="Arial" w:cs="Arial"/>
                     <w:color w:val="000000"/>
-                    <w:sz w:val="20"/>
-                    <w:szCs w:val="20"/>
+                    <w:sz w:val="18"/>
+                    <w:szCs w:val="18"/>
                   </w:rPr>
                 </w:pPr>
                 <w:r>
                   <w:rPr>
                     <w:rFonts w:ascii="Arial" w:hAnsi="Arial" w:cs="Arial"/>
                     <w:color w:val="000000"/>
-                    <w:sz w:val="20"/>
-                    <w:szCs w:val="20"/>
+                    <w:sz w:val="18"/>
+                    <w:szCs w:val="18"/>
                     <w:lang w:val="es-CL" w:eastAsia="es-CL"/>
                   </w:rPr>
                   <w:t>Escriba aquí</w:t>
@@ -3475,8 +3475,8 @@
             <w:rPr>
               <w:rFonts w:ascii="Arial" w:hAnsi="Arial" w:cs="Arial"/>
               <w:color w:val="000000"/>
-              <w:sz w:val="20"/>
-              <w:szCs w:val="20"/>
+              <w:sz w:val="18"/>
+              <w:szCs w:val="18"/>
             </w:rPr>
             <w:alias w:val="participating_professionals[3].professional_id"/>
             <w:tag w:val="participating_professionals[3].professional_id"/>
@@ -3497,16 +3497,16 @@
                   <w:rPr>
                     <w:rFonts w:ascii="Arial" w:hAnsi="Arial" w:cs="Arial"/>
                     <w:color w:val="000000"/>
-                    <w:sz w:val="20"/>
-                    <w:szCs w:val="20"/>
+                    <w:sz w:val="18"/>
+                    <w:szCs w:val="18"/>
                   </w:rPr>
                 </w:pPr>
                 <w:r>
                   <w:rPr>
                     <w:rFonts w:ascii="Arial" w:hAnsi="Arial" w:cs="Arial"/>
                     <w:color w:val="000000"/>
-                    <w:sz w:val="20"/>
-                    <w:szCs w:val="20"/>
+                    <w:sz w:val="18"/>
+                    <w:szCs w:val="18"/>
                     <w:lang w:val="es-CL" w:eastAsia="es-CL"/>
                   </w:rPr>
                   <w:t>Escriba aquí</w:t>
@@ -3520,8 +3520,8 @@
             <w:rPr>
               <w:rFonts w:ascii="Arial" w:hAnsi="Arial" w:cs="Arial"/>
               <w:color w:val="000000"/>
-              <w:sz w:val="20"/>
-              <w:szCs w:val="20"/>
+              <w:sz w:val="18"/>
+              <w:szCs w:val="18"/>
             </w:rPr>
             <w:alias w:val="participating_professionals[3].profession_id"/>
             <w:tag w:val="participating_professionals[3].profession_id"/>
@@ -3542,16 +3542,16 @@
                   <w:rPr>
                     <w:rFonts w:ascii="Arial" w:hAnsi="Arial" w:cs="Arial"/>
                     <w:color w:val="000000"/>
-                    <w:sz w:val="20"/>
-                    <w:szCs w:val="20"/>
+                    <w:sz w:val="18"/>
+                    <w:szCs w:val="18"/>
                   </w:rPr>
                 </w:pPr>
                 <w:r>
                   <w:rPr>
                     <w:rFonts w:ascii="Arial" w:hAnsi="Arial" w:cs="Arial"/>
                     <w:color w:val="000000"/>
-                    <w:sz w:val="20"/>
-                    <w:szCs w:val="20"/>
+                    <w:sz w:val="18"/>
+                    <w:szCs w:val="18"/>
                     <w:lang w:val="es-CL" w:eastAsia="es-CL"/>
                   </w:rPr>
                   <w:t>Escriba aquí</w:t>
@@ -3565,8 +3565,8 @@
             <w:rPr>
               <w:rFonts w:ascii="Arial" w:hAnsi="Arial" w:cs="Arial"/>
               <w:color w:val="000000"/>
-              <w:sz w:val="20"/>
-              <w:szCs w:val="20"/>
+              <w:sz w:val="18"/>
+              <w:szCs w:val="18"/>
             </w:rPr>
             <w:alias w:val="participating_professionals[3].phone_email"/>
             <w:tag w:val="participating_professionals[3].phone_email"/>
@@ -3587,16 +3587,16 @@
                   <w:rPr>
                     <w:rFonts w:ascii="Arial" w:hAnsi="Arial" w:cs="Arial"/>
                     <w:color w:val="000000"/>
-                    <w:sz w:val="20"/>
-                    <w:szCs w:val="20"/>
+                    <w:sz w:val="18"/>
+                    <w:szCs w:val="18"/>
                   </w:rPr>
                 </w:pPr>
                 <w:r>
                   <w:rPr>
                     <w:rFonts w:ascii="Arial" w:hAnsi="Arial" w:cs="Arial"/>
                     <w:color w:val="000000"/>
-                    <w:sz w:val="20"/>
-                    <w:szCs w:val="20"/>
+                    <w:sz w:val="18"/>
+                    <w:szCs w:val="18"/>
                     <w:lang w:val="es-CL" w:eastAsia="es-CL"/>
                   </w:rPr>
                   <w:t>Escriba aquí</w:t>
@@ -3610,8 +3610,8 @@
             <w:rPr>
               <w:rFonts w:ascii="Arial" w:hAnsi="Arial" w:cs="Arial"/>
               <w:color w:val="000000"/>
-              <w:sz w:val="20"/>
-              <w:szCs w:val="20"/>
+              <w:sz w:val="18"/>
+              <w:szCs w:val="18"/>
             </w:rPr>
             <w:alias w:val="participating_professionals[3].professional_registration"/>
             <w:tag w:val="participating_professionals[3].professional_registration"/>
@@ -3632,16 +3632,16 @@
                   <w:rPr>
                     <w:rFonts w:ascii="Arial" w:hAnsi="Arial" w:cs="Arial"/>
                     <w:color w:val="000000"/>
-                    <w:sz w:val="20"/>
-                    <w:szCs w:val="20"/>
+                    <w:sz w:val="18"/>
+                    <w:szCs w:val="18"/>
                   </w:rPr>
                 </w:pPr>
                 <w:r>
                   <w:rPr>
                     <w:rFonts w:ascii="Arial" w:hAnsi="Arial" w:cs="Arial"/>
                     <w:color w:val="000000"/>
-                    <w:sz w:val="20"/>
-                    <w:szCs w:val="20"/>
+                    <w:sz w:val="18"/>
+                    <w:szCs w:val="18"/>
                     <w:lang w:val="es-CL" w:eastAsia="es-CL"/>
                   </w:rPr>
                   <w:t>Escriba aquí</w:t>
@@ -3661,8 +3661,8 @@
             <w:rPr>
               <w:rFonts w:ascii="Arial" w:hAnsi="Arial" w:cs="Arial"/>
               <w:color w:val="000000"/>
-              <w:sz w:val="20"/>
-              <w:szCs w:val="20"/>
+              <w:sz w:val="18"/>
+              <w:szCs w:val="18"/>
             </w:rPr>
             <w:alias w:val="participating_professionals[4].professional_id"/>
             <w:tag w:val="participating_professionals[4].professional_id"/>
@@ -3683,16 +3683,16 @@
                   <w:rPr>
                     <w:rFonts w:ascii="Arial" w:hAnsi="Arial" w:cs="Arial"/>
                     <w:color w:val="000000"/>
-                    <w:sz w:val="20"/>
-                    <w:szCs w:val="20"/>
+                    <w:sz w:val="18"/>
+                    <w:szCs w:val="18"/>
                   </w:rPr>
                 </w:pPr>
                 <w:r>
                   <w:rPr>
                     <w:rFonts w:ascii="Arial" w:hAnsi="Arial" w:cs="Arial"/>
                     <w:color w:val="000000"/>
-                    <w:sz w:val="20"/>
-                    <w:szCs w:val="20"/>
+                    <w:sz w:val="18"/>
+                    <w:szCs w:val="18"/>
                     <w:lang w:val="es-CL" w:eastAsia="es-CL"/>
                   </w:rPr>
                   <w:t>Escriba aquí</w:t>
@@ -3706,8 +3706,8 @@
             <w:rPr>
               <w:rFonts w:ascii="Arial" w:hAnsi="Arial" w:cs="Arial"/>
               <w:color w:val="000000"/>
-              <w:sz w:val="20"/>
-              <w:szCs w:val="20"/>
+              <w:sz w:val="18"/>
+              <w:szCs w:val="18"/>
             </w:rPr>
             <w:alias w:val="participating_professionals[4].profession_id"/>
             <w:tag w:val="participating_professionals[4].profession_id"/>
@@ -3728,16 +3728,16 @@
                   <w:rPr>
                     <w:rFonts w:ascii="Arial" w:hAnsi="Arial" w:cs="Arial"/>
                     <w:color w:val="000000"/>
-                    <w:sz w:val="20"/>
-                    <w:szCs w:val="20"/>
+                    <w:sz w:val="18"/>
+                    <w:szCs w:val="18"/>
                   </w:rPr>
                 </w:pPr>
                 <w:r>
                   <w:rPr>
                     <w:rFonts w:ascii="Arial" w:hAnsi="Arial" w:cs="Arial"/>
                     <w:color w:val="000000"/>
-                    <w:sz w:val="20"/>
-                    <w:szCs w:val="20"/>
+                    <w:sz w:val="18"/>
+                    <w:szCs w:val="18"/>
                     <w:lang w:val="es-CL" w:eastAsia="es-CL"/>
                   </w:rPr>
                   <w:t>Escriba aquí</w:t>
@@ -3751,8 +3751,8 @@
             <w:rPr>
               <w:rFonts w:ascii="Arial" w:hAnsi="Arial" w:cs="Arial"/>
               <w:color w:val="000000"/>
-              <w:sz w:val="20"/>
-              <w:szCs w:val="20"/>
+              <w:sz w:val="18"/>
+              <w:szCs w:val="18"/>
             </w:rPr>
             <w:alias w:val="participating_professionals[4].phone_email"/>
             <w:tag w:val="participating_professionals[4].phone_email"/>
@@ -3773,16 +3773,16 @@
                   <w:rPr>
                     <w:rFonts w:ascii="Arial" w:hAnsi="Arial" w:cs="Arial"/>
                     <w:color w:val="000000"/>
-                    <w:sz w:val="20"/>
-                    <w:szCs w:val="20"/>
+                    <w:sz w:val="18"/>
+                    <w:szCs w:val="18"/>
                   </w:rPr>
                 </w:pPr>
                 <w:r>
                   <w:rPr>
                     <w:rFonts w:ascii="Arial" w:hAnsi="Arial" w:cs="Arial"/>
                     <w:color w:val="000000"/>
-                    <w:sz w:val="20"/>
-                    <w:szCs w:val="20"/>
+                    <w:sz w:val="18"/>
+                    <w:szCs w:val="18"/>
                     <w:lang w:val="es-CL" w:eastAsia="es-CL"/>
                   </w:rPr>
                   <w:t>Escriba aquí</w:t>
@@ -3796,8 +3796,8 @@
             <w:rPr>
               <w:rFonts w:ascii="Arial" w:hAnsi="Arial" w:cs="Arial"/>
               <w:color w:val="000000"/>
-              <w:sz w:val="20"/>
-              <w:szCs w:val="20"/>
+              <w:sz w:val="18"/>
+              <w:szCs w:val="18"/>
             </w:rPr>
             <w:alias w:val="participating_professionals[4].professional_registration"/>
             <w:tag w:val="participating_professionals[4].professional_registration"/>
@@ -3818,16 +3818,16 @@
                   <w:rPr>
                     <w:rFonts w:ascii="Arial" w:hAnsi="Arial" w:cs="Arial"/>
                     <w:color w:val="000000"/>
-                    <w:sz w:val="20"/>
-                    <w:szCs w:val="20"/>
+                    <w:sz w:val="18"/>
+                    <w:szCs w:val="18"/>
                   </w:rPr>
                 </w:pPr>
                 <w:r>
                   <w:rPr>
                     <w:rFonts w:ascii="Arial" w:hAnsi="Arial" w:cs="Arial"/>
                     <w:color w:val="000000"/>
-                    <w:sz w:val="20"/>
-                    <w:szCs w:val="20"/>
+                    <w:sz w:val="18"/>
+                    <w:szCs w:val="18"/>
                     <w:lang w:val="es-CL" w:eastAsia="es-CL"/>
                   </w:rPr>
                   <w:t>Escriba aquí</w:t>
@@ -4073,8 +4073,8 @@
                   <w:rFonts w:ascii="MS Gothic" w:hAnsi="MS Gothic" w:cs="MS Gothic" w:eastAsia="MS Gothic"/>
                   <w:b/>
                   <w:color w:val="000000"/>
-                  <w:sz w:val="20"/>
-                  <w:szCs w:val="20"/>
+                  <w:sz w:val="18"/>
+                  <w:szCs w:val="18"/>
                 </w:rPr>
                 <w:alias w:val="multiple_nee_intellectual_disability"/>
                 <w:tag w:val="multiple_nee_intellectual_disability"/>
@@ -4092,8 +4092,8 @@
                     <w:rFonts w:ascii="MS Gothic" w:hAnsi="MS Gothic" w:cs="MS Gothic" w:eastAsia="MS Gothic"/>
                     <w:b/>
                     <w:color w:val="000000"/>
-                    <w:sz w:val="20"/>
-                    <w:szCs w:val="20"/>
+                    <w:sz w:val="18"/>
+                    <w:szCs w:val="18"/>
                   </w:rPr>
                   <w:t>☐</w:t>
                 </w:r>
@@ -4126,8 +4126,8 @@
                   <w:rFonts w:ascii="MS Gothic" w:hAnsi="MS Gothic" w:cs="MS Gothic" w:eastAsia="MS Gothic"/>
                   <w:b/>
                   <w:color w:val="000000"/>
-                  <w:sz w:val="20"/>
-                  <w:szCs w:val="20"/>
+                  <w:sz w:val="18"/>
+                  <w:szCs w:val="18"/>
                 </w:rPr>
                 <w:alias w:val="multiple_nee_motor_disability"/>
                 <w:tag w:val="multiple_nee_motor_disability"/>
@@ -4145,8 +4145,8 @@
                     <w:rFonts w:ascii="MS Gothic" w:hAnsi="MS Gothic" w:cs="MS Gothic" w:eastAsia="MS Gothic"/>
                     <w:b/>
                     <w:color w:val="000000"/>
-                    <w:sz w:val="20"/>
-                    <w:szCs w:val="20"/>
+                    <w:sz w:val="18"/>
+                    <w:szCs w:val="18"/>
                   </w:rPr>
                   <w:t>☐</w:t>
                 </w:r>
@@ -4179,8 +4179,8 @@
                   <w:rFonts w:ascii="MS Gothic" w:hAnsi="MS Gothic" w:cs="MS Gothic" w:eastAsia="MS Gothic"/>
                   <w:b/>
                   <w:color w:val="000000"/>
-                  <w:sz w:val="20"/>
-                  <w:szCs w:val="20"/>
+                  <w:sz w:val="18"/>
+                  <w:szCs w:val="18"/>
                 </w:rPr>
                 <w:alias w:val="multiple_nee_auditiva"/>
                 <w:tag w:val="multiple_nee_auditiva"/>
@@ -4198,8 +4198,8 @@
                     <w:rFonts w:ascii="MS Gothic" w:hAnsi="MS Gothic" w:cs="MS Gothic" w:eastAsia="MS Gothic"/>
                     <w:b/>
                     <w:color w:val="000000"/>
-                    <w:sz w:val="20"/>
-                    <w:szCs w:val="20"/>
+                    <w:sz w:val="18"/>
+                    <w:szCs w:val="18"/>
                   </w:rPr>
                   <w:t>☐</w:t>
                 </w:r>
@@ -4232,8 +4232,8 @@
                   <w:rFonts w:ascii="MS Gothic" w:hAnsi="MS Gothic" w:cs="MS Gothic" w:eastAsia="MS Gothic"/>
                   <w:b/>
                   <w:color w:val="000000"/>
-                  <w:sz w:val="20"/>
-                  <w:szCs w:val="20"/>
+                  <w:sz w:val="18"/>
+                  <w:szCs w:val="18"/>
                 </w:rPr>
                 <w:alias w:val="multiple_nee_visual"/>
                 <w:tag w:val="multiple_nee_visual"/>
@@ -4251,8 +4251,8 @@
                     <w:rFonts w:ascii="MS Gothic" w:hAnsi="MS Gothic" w:cs="MS Gothic" w:eastAsia="MS Gothic"/>
                     <w:b/>
                     <w:color w:val="000000"/>
-                    <w:sz w:val="20"/>
-                    <w:szCs w:val="20"/>
+                    <w:sz w:val="18"/>
+                    <w:szCs w:val="18"/>
                   </w:rPr>
                   <w:t>☐</w:t>
                 </w:r>
@@ -4298,8 +4298,8 @@
                   <w:rFonts w:ascii="MS Gothic" w:hAnsi="MS Gothic" w:cs="MS Gothic" w:eastAsia="MS Gothic"/>
                   <w:b/>
                   <w:color w:val="000000"/>
-                  <w:sz w:val="20"/>
-                  <w:szCs w:val="20"/>
+                  <w:sz w:val="18"/>
+                  <w:szCs w:val="18"/>
                 </w:rPr>
                 <w:alias w:val="multiple_nee_disfasia"/>
                 <w:tag w:val="multiple_nee_disfasia"/>
@@ -4317,8 +4317,8 @@
                     <w:rFonts w:ascii="MS Gothic" w:hAnsi="MS Gothic" w:cs="MS Gothic" w:eastAsia="MS Gothic"/>
                     <w:b/>
                     <w:color w:val="000000"/>
-                    <w:sz w:val="20"/>
-                    <w:szCs w:val="20"/>
+                    <w:sz w:val="18"/>
+                    <w:szCs w:val="18"/>
                   </w:rPr>
                   <w:t>☐</w:t>
                 </w:r>
@@ -4350,8 +4350,8 @@
                   <w:rFonts w:ascii="MS Gothic" w:hAnsi="MS Gothic" w:cs="MS Gothic" w:eastAsia="MS Gothic"/>
                   <w:b/>
                   <w:color w:val="000000"/>
-                  <w:sz w:val="20"/>
-                  <w:szCs w:val="20"/>
+                  <w:sz w:val="18"/>
+                  <w:szCs w:val="18"/>
                 </w:rPr>
                 <w:alias w:val="multiple_nee_tea"/>
                 <w:tag w:val="multiple_nee_tea"/>
@@ -4369,8 +4369,8 @@
                     <w:rFonts w:ascii="MS Gothic" w:hAnsi="MS Gothic" w:cs="MS Gothic" w:eastAsia="MS Gothic"/>
                     <w:b/>
                     <w:color w:val="000000"/>
-                    <w:sz w:val="20"/>
-                    <w:szCs w:val="20"/>
+                    <w:sz w:val="18"/>
+                    <w:szCs w:val="18"/>
                   </w:rPr>
                   <w:t>☐</w:t>
                 </w:r>
@@ -4402,8 +4402,8 @@
                   <w:rFonts w:ascii="MS Gothic" w:hAnsi="MS Gothic" w:cs="MS Gothic" w:eastAsia="MS Gothic"/>
                   <w:b/>
                   <w:color w:val="000000"/>
-                  <w:sz w:val="20"/>
-                  <w:szCs w:val="20"/>
+                  <w:sz w:val="18"/>
+                  <w:szCs w:val="18"/>
                 </w:rPr>
                 <w:alias w:val="multiple_nee_tgd"/>
                 <w:tag w:val="multiple_nee_tgd"/>
@@ -4421,8 +4421,8 @@
                     <w:rFonts w:ascii="MS Gothic" w:hAnsi="MS Gothic" w:cs="MS Gothic" w:eastAsia="MS Gothic"/>
                     <w:b/>
                     <w:color w:val="000000"/>
-                    <w:sz w:val="20"/>
-                    <w:szCs w:val="20"/>
+                    <w:sz w:val="18"/>
+                    <w:szCs w:val="18"/>
                   </w:rPr>
                   <w:t>☐</w:t>
                 </w:r>
@@ -4454,8 +4454,8 @@
                   <w:rFonts w:ascii="MS Gothic" w:hAnsi="MS Gothic" w:cs="MS Gothic" w:eastAsia="MS Gothic"/>
                   <w:b/>
                   <w:color w:val="000000"/>
-                  <w:sz w:val="20"/>
-                  <w:szCs w:val="20"/>
+                  <w:sz w:val="18"/>
+                  <w:szCs w:val="18"/>
                 </w:rPr>
                 <w:alias w:val="multiple_nee_other"/>
                 <w:tag w:val="multiple_nee_other"/>
@@ -4473,8 +4473,8 @@
                     <w:rFonts w:ascii="MS Gothic" w:hAnsi="MS Gothic" w:cs="MS Gothic" w:eastAsia="MS Gothic"/>
                     <w:b/>
                     <w:color w:val="000000"/>
-                    <w:sz w:val="20"/>
-                    <w:szCs w:val="20"/>
+                    <w:sz w:val="18"/>
+                    <w:szCs w:val="18"/>
                   </w:rPr>
                   <w:t>☐</w:t>
                 </w:r>
@@ -4495,8 +4495,8 @@
                   <w:rFonts w:ascii="Arial" w:hAnsi="Arial" w:cs="Arial"/>
                   <w:b/>
                   <w:color w:val="000000"/>
-                  <w:sz w:val="20"/>
-                  <w:szCs w:val="20"/>
+                  <w:sz w:val="18"/>
+                  <w:szCs w:val="18"/>
                 </w:rPr>
                 <w:alias w:val="multiple_nee_other_detail"/>
                 <w:tag w:val="multiple_nee_other_detail"/>
@@ -4512,8 +4512,8 @@
                   <w:rPr>
                     <w:rFonts w:ascii="Arial" w:hAnsi="Arial" w:cs="Arial"/>
                     <w:color w:val="000000"/>
-                    <w:sz w:val="20"/>
-                    <w:szCs w:val="20"/>
+                    <w:sz w:val="18"/>
+                    <w:szCs w:val="18"/>
                     <w:lang w:val="es-CL" w:eastAsia="es-CL"/>
                   </w:rPr>
                   <w:t>Escriba aquí</w:t>
@@ -4574,8 +4574,8 @@
               <w:rPr>
                 <w:rFonts w:ascii="MS Gothic" w:hAnsi="MS Gothic" w:cs="MS Gothic" w:eastAsia="MS Gothic"/>
                 <w:color w:val="000000"/>
-                <w:sz w:val="20"/>
-                <w:szCs w:val="20"/>
+                <w:sz w:val="18"/>
+                <w:szCs w:val="18"/>
               </w:rPr>
               <w:alias w:val="diagnosis_changed_from_admission__si"/>
               <w:tag w:val="diagnosis_changed_from_admission__si"/>
@@ -4601,8 +4601,8 @@
                   <w:rPr>
                     <w:rFonts w:ascii="MS Gothic" w:hAnsi="MS Gothic" w:cs="MS Gothic" w:eastAsia="MS Gothic"/>
                     <w:color w:val="000000"/>
-                    <w:sz w:val="20"/>
-                    <w:szCs w:val="20"/>
+                    <w:sz w:val="18"/>
+                    <w:szCs w:val="18"/>
                   </w:rPr>
                   <w:t>☐</w:t>
                 </w:r>
@@ -4644,8 +4644,8 @@
               <w:rPr>
                 <w:rFonts w:ascii="MS Gothic" w:hAnsi="MS Gothic" w:cs="MS Gothic" w:eastAsia="MS Gothic"/>
                 <w:color w:val="000000"/>
-                <w:sz w:val="20"/>
-                <w:szCs w:val="20"/>
+                <w:sz w:val="18"/>
+                <w:szCs w:val="18"/>
               </w:rPr>
               <w:alias w:val="diagnosis_changed_from_admission__no"/>
               <w:tag w:val="diagnosis_changed_from_admission__no"/>
@@ -4671,8 +4671,8 @@
                   <w:rPr>
                     <w:rFonts w:ascii="MS Gothic" w:hAnsi="MS Gothic" w:cs="MS Gothic" w:eastAsia="MS Gothic"/>
                     <w:color w:val="000000"/>
-                    <w:sz w:val="20"/>
-                    <w:szCs w:val="20"/>
+                    <w:sz w:val="18"/>
+                    <w:szCs w:val="18"/>
                   </w:rPr>
                   <w:t>☐</w:t>
                 </w:r>
@@ -4750,8 +4750,8 @@
                 <w:rPr>
                   <w:rFonts w:ascii="Arial" w:hAnsi="Arial" w:cs="Arial"/>
                   <w:color w:val="000000"/>
-                  <w:sz w:val="20"/>
-                  <w:szCs w:val="20"/>
+                  <w:sz w:val="18"/>
+                  <w:szCs w:val="18"/>
                 </w:rPr>
                 <w:alias w:val="diagnosis_modifications_detail"/>
                 <w:tag w:val="diagnosis_modifications_detail"/>
@@ -4767,8 +4767,8 @@
                   <w:rPr>
                     <w:rFonts w:ascii="Arial" w:hAnsi="Arial" w:cs="Arial"/>
                     <w:color w:val="000000"/>
-                    <w:sz w:val="20"/>
-                    <w:szCs w:val="20"/>
+                    <w:sz w:val="18"/>
+                    <w:szCs w:val="18"/>
                     <w:lang w:val="es-CL" w:eastAsia="es-CL"/>
                   </w:rPr>
                   <w:t>Escriba aquí</w:t>
@@ -4793,8 +4793,8 @@
               <w:rPr>
                 <w:rFonts w:ascii="Arial" w:hAnsi="Arial" w:cs="Arial"/>
                 <w:color w:val="000000"/>
-                <w:sz w:val="20"/>
-                <w:szCs w:val="20"/>
+                <w:sz w:val="18"/>
+                <w:szCs w:val="18"/>
               </w:rPr>
               <w:alias w:val="current_diagnosis_issue_date"/>
               <w:tag w:val="current_diagnosis_issue_date"/>
@@ -4813,16 +4813,16 @@
                   <w:rPr>
                     <w:rFonts w:ascii="Arial" w:hAnsi="Arial" w:cs="Arial"/>
                     <w:color w:val="000000"/>
-                    <w:sz w:val="20"/>
-                    <w:szCs w:val="20"/>
+                    <w:sz w:val="18"/>
+                    <w:szCs w:val="18"/>
                   </w:rPr>
                 </w:pPr>
                 <w:r>
                   <w:rPr>
                     <w:rFonts w:ascii="Arial" w:hAnsi="Arial" w:cs="Arial"/>
                     <w:color w:val="000000"/>
-                    <w:sz w:val="20"/>
-                    <w:szCs w:val="20"/>
+                    <w:sz w:val="18"/>
+                    <w:szCs w:val="18"/>
                     <w:lang w:val="es-CL" w:eastAsia="es-CL"/>
                   </w:rPr>
                   <w:t>Escriba aquí</w:t>
@@ -4924,8 +4924,8 @@
                 <w:rPr>
                   <w:rFonts w:ascii="Arial" w:hAnsi="Arial" w:cs="Arial"/>
                   <w:color w:val="000000"/>
-                  <w:sz w:val="20"/>
-                  <w:szCs w:val="20"/>
+                  <w:sz w:val="18"/>
+                  <w:szCs w:val="18"/>
                 </w:rPr>
                 <w:alias w:val="new_diagnosis_professional_data"/>
                 <w:tag w:val="new_diagnosis_professional_data"/>
@@ -4941,8 +4941,8 @@
                   <w:rPr>
                     <w:rFonts w:ascii="Arial" w:hAnsi="Arial" w:cs="Arial"/>
                     <w:color w:val="000000"/>
-                    <w:sz w:val="20"/>
-                    <w:szCs w:val="20"/>
+                    <w:sz w:val="18"/>
+                    <w:szCs w:val="18"/>
                     <w:lang w:val="es-CL" w:eastAsia="es-CL"/>
                   </w:rPr>
                   <w:t>Escriba aquí</w:t>
@@ -5089,8 +5089,8 @@
               <w:rPr>
                 <w:rFonts w:ascii="Arial" w:hAnsi="Arial" w:cs="Arial"/>
                 <w:color w:val="000000"/>
-                <w:sz w:val="20"/>
-                <w:szCs w:val="20"/>
+                <w:sz w:val="18"/>
+                <w:szCs w:val="18"/>
               </w:rPr>
               <w:alias w:val="nee_synthesis_observations"/>
               <w:tag w:val="nee_synthesis_observations"/>
@@ -5107,16 +5107,16 @@
                   <w:rPr>
                     <w:rFonts w:ascii="Arial" w:hAnsi="Arial" w:cs="Arial"/>
                     <w:color w:val="000000"/>
-                    <w:sz w:val="20"/>
-                    <w:szCs w:val="20"/>
+                    <w:sz w:val="18"/>
+                    <w:szCs w:val="18"/>
                   </w:rPr>
                 </w:pPr>
                 <w:r>
                   <w:rPr>
                     <w:rFonts w:ascii="Arial" w:hAnsi="Arial" w:cs="Arial"/>
                     <w:color w:val="000000"/>
-                    <w:sz w:val="20"/>
-                    <w:szCs w:val="20"/>
+                    <w:sz w:val="18"/>
+                    <w:szCs w:val="18"/>
                     <w:lang w:val="es-CL" w:eastAsia="es-CL"/>
                   </w:rPr>
                   <w:t>Escriba aquí</w:t>
@@ -5360,8 +5360,8 @@
                 <w:rPr>
                   <w:rFonts w:ascii="MS Gothic" w:hAnsi="MS Gothic" w:cs="MS Gothic" w:eastAsia="MS Gothic"/>
                   <w:color w:val="000000"/>
-                  <w:sz w:val="20"/>
-                  <w:szCs w:val="20"/>
+                  <w:sz w:val="18"/>
+                  <w:szCs w:val="18"/>
                 </w:rPr>
                 <w:alias w:val="evidence_observation_guideline"/>
                 <w:tag w:val="evidence_observation_guideline"/>
@@ -5378,8 +5378,8 @@
                   <w:rPr>
                     <w:rFonts w:ascii="MS Gothic" w:hAnsi="MS Gothic" w:cs="MS Gothic" w:eastAsia="MS Gothic"/>
                     <w:color w:val="000000"/>
-                    <w:sz w:val="20"/>
-                    <w:szCs w:val="20"/>
+                    <w:sz w:val="18"/>
+                    <w:szCs w:val="18"/>
                   </w:rPr>
                   <w:t>☐</w:t>
                 </w:r>
@@ -5415,8 +5415,8 @@
                 <w:rPr>
                   <w:rFonts w:ascii="MS Gothic" w:hAnsi="MS Gothic" w:cs="MS Gothic" w:eastAsia="MS Gothic"/>
                   <w:color w:val="000000"/>
-                  <w:sz w:val="20"/>
-                  <w:szCs w:val="20"/>
+                  <w:sz w:val="18"/>
+                  <w:szCs w:val="18"/>
                 </w:rPr>
                 <w:alias w:val="evidence_school_context_observation"/>
                 <w:tag w:val="evidence_school_context_observation"/>
@@ -5433,8 +5433,8 @@
                   <w:rPr>
                     <w:rFonts w:ascii="MS Gothic" w:hAnsi="MS Gothic" w:cs="MS Gothic" w:eastAsia="MS Gothic"/>
                     <w:color w:val="000000"/>
-                    <w:sz w:val="20"/>
-                    <w:szCs w:val="20"/>
+                    <w:sz w:val="18"/>
+                    <w:szCs w:val="18"/>
                   </w:rPr>
                   <w:t>☐</w:t>
                 </w:r>
@@ -5558,8 +5558,8 @@
                 <w:rPr>
                   <w:rFonts w:ascii="MS Gothic" w:hAnsi="MS Gothic" w:cs="MS Gothic" w:eastAsia="MS Gothic"/>
                   <w:color w:val="000000"/>
-                  <w:sz w:val="20"/>
-                  <w:szCs w:val="20"/>
+                  <w:sz w:val="18"/>
+                  <w:szCs w:val="18"/>
                 </w:rPr>
                 <w:alias w:val="evidence_report_school"/>
                 <w:tag w:val="evidence_report_school"/>
@@ -5576,8 +5576,8 @@
                   <w:rPr>
                     <w:rFonts w:ascii="MS Gothic" w:hAnsi="MS Gothic" w:cs="MS Gothic" w:eastAsia="MS Gothic"/>
                     <w:color w:val="000000"/>
-                    <w:sz w:val="20"/>
-                    <w:szCs w:val="20"/>
+                    <w:sz w:val="18"/>
+                    <w:szCs w:val="18"/>
                   </w:rPr>
                   <w:t>☐</w:t>
                 </w:r>
@@ -5596,8 +5596,8 @@
                 <w:rPr>
                   <w:rFonts w:ascii="MS Gothic" w:hAnsi="MS Gothic" w:cs="MS Gothic" w:eastAsia="MS Gothic"/>
                   <w:color w:val="000000"/>
-                  <w:sz w:val="20"/>
-                  <w:szCs w:val="20"/>
+                  <w:sz w:val="18"/>
+                  <w:szCs w:val="18"/>
                 </w:rPr>
                 <w:alias w:val="evidence_report_social"/>
                 <w:tag w:val="evidence_report_social"/>
@@ -5614,8 +5614,8 @@
                   <w:rPr>
                     <w:rFonts w:ascii="MS Gothic" w:hAnsi="MS Gothic" w:cs="MS Gothic" w:eastAsia="MS Gothic"/>
                     <w:color w:val="000000"/>
-                    <w:sz w:val="20"/>
-                    <w:szCs w:val="20"/>
+                    <w:sz w:val="18"/>
+                    <w:szCs w:val="18"/>
                   </w:rPr>
                   <w:t>☐</w:t>
                 </w:r>
@@ -5634,8 +5634,8 @@
                 <w:rPr>
                   <w:rFonts w:ascii="MS Gothic" w:hAnsi="MS Gothic" w:cs="MS Gothic" w:eastAsia="MS Gothic"/>
                   <w:color w:val="000000"/>
-                  <w:sz w:val="20"/>
-                  <w:szCs w:val="20"/>
+                  <w:sz w:val="18"/>
+                  <w:szCs w:val="18"/>
                 </w:rPr>
                 <w:alias w:val="evidence_neurological"/>
                 <w:tag w:val="evidence_neurological"/>
@@ -5652,8 +5652,8 @@
                   <w:rPr>
                     <w:rFonts w:ascii="MS Gothic" w:hAnsi="MS Gothic" w:cs="MS Gothic" w:eastAsia="MS Gothic"/>
                     <w:color w:val="000000"/>
-                    <w:sz w:val="20"/>
-                    <w:szCs w:val="20"/>
+                    <w:sz w:val="18"/>
+                    <w:szCs w:val="18"/>
                   </w:rPr>
                   <w:t>☐</w:t>
                 </w:r>
@@ -5672,8 +5672,8 @@
                 <w:rPr>
                   <w:rFonts w:ascii="MS Gothic" w:hAnsi="MS Gothic" w:cs="MS Gothic" w:eastAsia="MS Gothic"/>
                   <w:color w:val="000000"/>
-                  <w:sz w:val="20"/>
-                  <w:szCs w:val="20"/>
+                  <w:sz w:val="18"/>
+                  <w:szCs w:val="18"/>
                 </w:rPr>
                 <w:alias w:val="evidence_report_psychological"/>
                 <w:tag w:val="evidence_report_psychological"/>
@@ -5690,8 +5690,8 @@
                   <w:rPr>
                     <w:rFonts w:ascii="MS Gothic" w:hAnsi="MS Gothic" w:cs="MS Gothic" w:eastAsia="MS Gothic"/>
                     <w:color w:val="000000"/>
-                    <w:sz w:val="20"/>
-                    <w:szCs w:val="20"/>
+                    <w:sz w:val="18"/>
+                    <w:szCs w:val="18"/>
                   </w:rPr>
                   <w:t>☐</w:t>
                 </w:r>
@@ -5710,8 +5710,8 @@
                 <w:rPr>
                   <w:rFonts w:ascii="MS Gothic" w:hAnsi="MS Gothic" w:cs="MS Gothic" w:eastAsia="MS Gothic"/>
                   <w:color w:val="000000"/>
-                  <w:sz w:val="20"/>
-                  <w:szCs w:val="20"/>
+                  <w:sz w:val="18"/>
+                  <w:szCs w:val="18"/>
                 </w:rPr>
                 <w:alias w:val="evidence_report_fonoaudiological"/>
                 <w:tag w:val="evidence_report_fonoaudiological"/>
@@ -5728,8 +5728,8 @@
                   <w:rPr>
                     <w:rFonts w:ascii="MS Gothic" w:hAnsi="MS Gothic" w:cs="MS Gothic" w:eastAsia="MS Gothic"/>
                     <w:color w:val="000000"/>
-                    <w:sz w:val="20"/>
-                    <w:szCs w:val="20"/>
+                    <w:sz w:val="18"/>
+                    <w:szCs w:val="18"/>
                   </w:rPr>
                   <w:t>☐</w:t>
                 </w:r>
@@ -5748,8 +5748,8 @@
                 <w:rPr>
                   <w:rFonts w:ascii="MS Gothic" w:hAnsi="MS Gothic" w:cs="MS Gothic" w:eastAsia="MS Gothic"/>
                   <w:color w:val="000000"/>
-                  <w:sz w:val="20"/>
-                  <w:szCs w:val="20"/>
+                  <w:sz w:val="18"/>
+                  <w:szCs w:val="18"/>
                 </w:rPr>
                 <w:alias w:val="evidence_report_pedagogical"/>
                 <w:tag w:val="evidence_report_pedagogical"/>
@@ -5766,8 +5766,8 @@
                   <w:rPr>
                     <w:rFonts w:ascii="MS Gothic" w:hAnsi="MS Gothic" w:cs="MS Gothic" w:eastAsia="MS Gothic"/>
                     <w:color w:val="000000"/>
-                    <w:sz w:val="20"/>
-                    <w:szCs w:val="20"/>
+                    <w:sz w:val="18"/>
+                    <w:szCs w:val="18"/>
                   </w:rPr>
                   <w:t>☐</w:t>
                 </w:r>
@@ -5795,8 +5795,8 @@
                 <w:rPr>
                   <w:rFonts w:ascii="MS Gothic" w:hAnsi="MS Gothic" w:cs="MS Gothic" w:eastAsia="MS Gothic"/>
                   <w:color w:val="000000"/>
-                  <w:sz w:val="20"/>
-                  <w:szCs w:val="20"/>
+                  <w:sz w:val="18"/>
+                  <w:szCs w:val="18"/>
                 </w:rPr>
                 <w:alias w:val="evidence_report_psychopedagogical"/>
                 <w:tag w:val="evidence_report_psychopedagogical"/>
@@ -5813,8 +5813,8 @@
                   <w:rPr>
                     <w:rFonts w:ascii="MS Gothic" w:hAnsi="MS Gothic" w:cs="MS Gothic" w:eastAsia="MS Gothic"/>
                     <w:color w:val="000000"/>
-                    <w:sz w:val="20"/>
-                    <w:szCs w:val="20"/>
+                    <w:sz w:val="18"/>
+                    <w:szCs w:val="18"/>
                   </w:rPr>
                   <w:t>☐</w:t>
                 </w:r>
@@ -5854,8 +5854,8 @@
                 <w:rPr>
                   <w:rFonts w:ascii="MS Gothic" w:hAnsi="MS Gothic" w:cs="MS Gothic" w:eastAsia="MS Gothic"/>
                   <w:color w:val="000000"/>
-                  <w:sz w:val="20"/>
-                  <w:szCs w:val="20"/>
+                  <w:sz w:val="18"/>
+                  <w:szCs w:val="18"/>
                 </w:rPr>
                 <w:alias w:val="evidence_health_assessment"/>
                 <w:tag w:val="evidence_health_assessment"/>
@@ -5872,8 +5872,8 @@
                   <w:rPr>
                     <w:rFonts w:ascii="MS Gothic" w:hAnsi="MS Gothic" w:cs="MS Gothic" w:eastAsia="MS Gothic"/>
                     <w:color w:val="000000"/>
-                    <w:sz w:val="20"/>
-                    <w:szCs w:val="20"/>
+                    <w:sz w:val="18"/>
+                    <w:szCs w:val="18"/>
                   </w:rPr>
                   <w:t>☐</w:t>
                 </w:r>
@@ -5902,8 +5902,8 @@
                   <w:rFonts w:ascii="MS Gothic" w:hAnsi="MS Gothic" w:cs="MS Gothic" w:eastAsia="MS Gothic"/>
                   <w:b/>
                   <w:color w:val="000000"/>
-                  <w:sz w:val="20"/>
-                  <w:szCs w:val="20"/>
+                  <w:sz w:val="18"/>
+                  <w:szCs w:val="18"/>
                 </w:rPr>
                 <w:alias w:val="evidence_specialized_health_exam"/>
                 <w:tag w:val="evidence_specialized_health_exam"/>
@@ -5921,8 +5921,8 @@
                     <w:rFonts w:ascii="MS Gothic" w:hAnsi="MS Gothic" w:cs="MS Gothic" w:eastAsia="MS Gothic"/>
                     <w:b/>
                     <w:color w:val="000000"/>
-                    <w:sz w:val="20"/>
-                    <w:szCs w:val="20"/>
+                    <w:sz w:val="18"/>
+                    <w:szCs w:val="18"/>
                   </w:rPr>
                   <w:t>☐</w:t>
                 </w:r>
@@ -5950,8 +5950,8 @@
                 <w:rPr>
                   <w:rFonts w:ascii="Arial" w:hAnsi="Arial" w:cs="Arial"/>
                   <w:color w:val="000000"/>
-                  <w:sz w:val="20"/>
-                  <w:szCs w:val="20"/>
+                  <w:sz w:val="18"/>
+                  <w:szCs w:val="18"/>
                 </w:rPr>
                 <w:alias w:val="evidence_specialized_health_detail"/>
                 <w:tag w:val="evidence_specialized_health_detail"/>
@@ -5967,8 +5967,8 @@
                   <w:rPr>
                     <w:rFonts w:ascii="Arial" w:hAnsi="Arial" w:cs="Arial"/>
                     <w:color w:val="000000"/>
-                    <w:sz w:val="20"/>
-                    <w:szCs w:val="20"/>
+                    <w:sz w:val="18"/>
+                    <w:szCs w:val="18"/>
                     <w:lang w:val="es-CL" w:eastAsia="es-CL"/>
                   </w:rPr>
                   <w:t>Escriba aquí</w:t>
@@ -6025,8 +6025,8 @@
                   <w:rFonts w:ascii="MS Gothic" w:hAnsi="MS Gothic" w:cs="MS Gothic" w:eastAsia="MS Gothic"/>
                   <w:b/>
                   <w:color w:val="000000"/>
-                  <w:sz w:val="20"/>
-                  <w:szCs w:val="20"/>
+                  <w:sz w:val="18"/>
+                  <w:szCs w:val="18"/>
                 </w:rPr>
                 <w:alias w:val="evidence_other"/>
                 <w:tag w:val="evidence_other"/>
@@ -6044,8 +6044,8 @@
                     <w:rFonts w:ascii="MS Gothic" w:hAnsi="MS Gothic" w:cs="MS Gothic" w:eastAsia="MS Gothic"/>
                     <w:b/>
                     <w:color w:val="000000"/>
-                    <w:sz w:val="20"/>
-                    <w:szCs w:val="20"/>
+                    <w:sz w:val="18"/>
+                    <w:szCs w:val="18"/>
                   </w:rPr>
                   <w:t>☐</w:t>
                 </w:r>
@@ -6083,8 +6083,8 @@
                   <w:rFonts w:ascii="Arial" w:hAnsi="Arial" w:cs="Arial"/>
                   <w:b/>
                   <w:color w:val="000000"/>
-                  <w:sz w:val="20"/>
-                  <w:szCs w:val="20"/>
+                  <w:sz w:val="18"/>
+                  <w:szCs w:val="18"/>
                 </w:rPr>
                 <w:alias w:val="evidence_other_detail"/>
                 <w:tag w:val="evidence_other_detail"/>
@@ -6100,8 +6100,8 @@
                   <w:rPr>
                     <w:rFonts w:ascii="Arial" w:hAnsi="Arial" w:cs="Arial"/>
                     <w:color w:val="000000"/>
-                    <w:sz w:val="20"/>
-                    <w:szCs w:val="20"/>
+                    <w:sz w:val="18"/>
+                    <w:szCs w:val="18"/>
                     <w:lang w:val="es-CL" w:eastAsia="es-CL"/>
                   </w:rPr>
                   <w:t>Escriba aquí</w:t>
@@ -6145,8 +6145,8 @@
                 <w:rFonts w:ascii="Arial" w:hAnsi="Arial" w:cs="Arial"/>
                 <w:b/>
                 <w:color w:val="000000"/>
-                <w:sz w:val="20"/>
-                <w:szCs w:val="20"/>
+                <w:sz w:val="18"/>
+                <w:szCs w:val="18"/>
               </w:rPr>
               <w:alias w:val="evidence_documents_count"/>
               <w:tag w:val="evidence_documents_count"/>
@@ -6164,16 +6164,16 @@
                     <w:rFonts w:ascii="Arial" w:hAnsi="Arial" w:cs="Arial"/>
                     <w:b/>
                     <w:color w:val="000000"/>
-                    <w:sz w:val="20"/>
-                    <w:szCs w:val="20"/>
+                    <w:sz w:val="18"/>
+                    <w:szCs w:val="18"/>
                   </w:rPr>
                 </w:pPr>
                 <w:r>
                   <w:rPr>
                     <w:rFonts w:ascii="Arial" w:hAnsi="Arial" w:cs="Arial"/>
                     <w:color w:val="000000"/>
-                    <w:sz w:val="20"/>
-                    <w:szCs w:val="20"/>
+                    <w:sz w:val="18"/>
+                    <w:szCs w:val="18"/>
                     <w:lang w:val="es-CL" w:eastAsia="es-CL"/>
                   </w:rPr>
                   <w:t>Escriba aquí</w:t>
@@ -6336,8 +6336,8 @@
                   <w:rFonts w:ascii="Arial" w:hAnsi="Arial" w:cs="Arial"/>
                   <w:b/>
                   <w:color w:val="000000"/>
-                  <w:sz w:val="20"/>
-                  <w:szCs w:val="20"/>
+                  <w:sz w:val="18"/>
+                  <w:szCs w:val="18"/>
                 </w:rPr>
                 <w:alias w:val="identification_number"/>
                 <w:tag w:val="identification_number"/>
@@ -6353,8 +6353,8 @@
                   <w:rPr>
                     <w:rFonts w:ascii="Arial" w:hAnsi="Arial" w:cs="Arial"/>
                     <w:color w:val="000000"/>
-                    <w:sz w:val="20"/>
-                    <w:szCs w:val="20"/>
+                    <w:sz w:val="18"/>
+                    <w:szCs w:val="18"/>
                     <w:lang w:val="es-CL" w:eastAsia="es-CL"/>
                   </w:rPr>
                   <w:t>Escriba aquí</w:t>
@@ -6653,8 +6653,8 @@
                 <w:rPr>
                   <w:rFonts w:ascii="MS Gothic" w:hAnsi="MS Gothic" w:cs="MS Gothic" w:eastAsia="MS Gothic"/>
                   <w:color w:val="000000"/>
-                  <w:sz w:val="20"/>
-                  <w:szCs w:val="20"/>
+                  <w:sz w:val="18"/>
+                  <w:szCs w:val="18"/>
                 </w:rPr>
                 <w:alias w:val="dm_area_vision_family_interview"/>
                 <w:tag w:val="dm_area_vision_family_interview"/>
@@ -6671,8 +6671,8 @@
                   <w:rPr>
                     <w:rFonts w:ascii="MS Gothic" w:hAnsi="MS Gothic" w:cs="MS Gothic" w:eastAsia="MS Gothic"/>
                     <w:color w:val="000000"/>
-                    <w:sz w:val="20"/>
-                    <w:szCs w:val="20"/>
+                    <w:sz w:val="18"/>
+                    <w:szCs w:val="18"/>
                   </w:rPr>
                   <w:t>☐</w:t>
                 </w:r>
@@ -6691,8 +6691,8 @@
                 <w:rPr>
                   <w:rFonts w:ascii="MS Gothic" w:hAnsi="MS Gothic" w:cs="MS Gothic" w:eastAsia="MS Gothic"/>
                   <w:color w:val="000000"/>
-                  <w:sz w:val="20"/>
-                  <w:szCs w:val="20"/>
+                  <w:sz w:val="18"/>
+                  <w:szCs w:val="18"/>
                 </w:rPr>
                 <w:alias w:val="dm_area_vision_school_observation"/>
                 <w:tag w:val="dm_area_vision_school_observation"/>
@@ -6709,8 +6709,8 @@
                   <w:rPr>
                     <w:rFonts w:ascii="MS Gothic" w:hAnsi="MS Gothic" w:cs="MS Gothic" w:eastAsia="MS Gothic"/>
                     <w:color w:val="000000"/>
-                    <w:sz w:val="20"/>
-                    <w:szCs w:val="20"/>
+                    <w:sz w:val="18"/>
+                    <w:szCs w:val="18"/>
                   </w:rPr>
                   <w:t>☐</w:t>
                 </w:r>
@@ -6745,8 +6745,8 @@
                 <w:rPr>
                   <w:rFonts w:ascii="Arial" w:hAnsi="Arial" w:cs="Arial"/>
                   <w:color w:val="000000"/>
-                  <w:sz w:val="20"/>
-                  <w:szCs w:val="20"/>
+                  <w:sz w:val="18"/>
+                  <w:szCs w:val="18"/>
                 </w:rPr>
                 <w:alias w:val="dm_area_vision_school_observation_detail"/>
                 <w:tag w:val="dm_area_vision_school_observation_detail"/>
@@ -6762,8 +6762,8 @@
                   <w:rPr>
                     <w:rFonts w:ascii="Arial" w:hAnsi="Arial" w:cs="Arial"/>
                     <w:color w:val="000000"/>
-                    <w:sz w:val="20"/>
-                    <w:szCs w:val="20"/>
+                    <w:sz w:val="18"/>
+                    <w:szCs w:val="18"/>
                     <w:lang w:val="es-CL" w:eastAsia="es-CL"/>
                   </w:rPr>
                   <w:t>Escriba aquí</w:t>
@@ -6812,8 +6812,8 @@
                 <w:rPr>
                   <w:rFonts w:ascii="MS Gothic" w:hAnsi="MS Gothic" w:cs="MS Gothic" w:eastAsia="MS Gothic"/>
                   <w:color w:val="000000"/>
-                  <w:sz w:val="20"/>
-                  <w:szCs w:val="20"/>
+                  <w:sz w:val="18"/>
+                  <w:szCs w:val="18"/>
                 </w:rPr>
                 <w:alias w:val="dm_area_vision_instrument"/>
                 <w:tag w:val="dm_area_vision_instrument"/>
@@ -6830,8 +6830,8 @@
                   <w:rPr>
                     <w:rFonts w:ascii="MS Gothic" w:hAnsi="MS Gothic" w:cs="MS Gothic" w:eastAsia="MS Gothic"/>
                     <w:color w:val="000000"/>
-                    <w:sz w:val="20"/>
-                    <w:szCs w:val="20"/>
+                    <w:sz w:val="18"/>
+                    <w:szCs w:val="18"/>
                   </w:rPr>
                   <w:t>☐</w:t>
                 </w:r>
@@ -6850,8 +6850,8 @@
                 <w:rPr>
                   <w:rFonts w:ascii="Arial" w:hAnsi="Arial" w:cs="Arial"/>
                   <w:color w:val="000000"/>
-                  <w:sz w:val="20"/>
-                  <w:szCs w:val="20"/>
+                  <w:sz w:val="18"/>
+                  <w:szCs w:val="18"/>
                 </w:rPr>
                 <w:alias w:val="dm_area_vision_instrument_detail"/>
                 <w:tag w:val="dm_area_vision_instrument_detail"/>
@@ -6867,8 +6867,8 @@
                   <w:rPr>
                     <w:rFonts w:ascii="Arial" w:hAnsi="Arial" w:cs="Arial"/>
                     <w:color w:val="000000"/>
-                    <w:sz w:val="20"/>
-                    <w:szCs w:val="20"/>
+                    <w:sz w:val="18"/>
+                    <w:szCs w:val="18"/>
                     <w:lang w:val="es-CL" w:eastAsia="es-CL"/>
                   </w:rPr>
                   <w:t>Escriba aquí</w:t>
@@ -6919,8 +6919,8 @@
                 <w:rFonts w:ascii="Arial" w:hAnsi="Arial" w:cs="Arial"/>
                 <w:b/>
                 <w:color w:val="000000"/>
-                <w:sz w:val="20"/>
-                <w:szCs w:val="20"/>
+                <w:sz w:val="18"/>
+                <w:szCs w:val="18"/>
               </w:rPr>
               <w:alias w:val="dm_area_vision_progress"/>
               <w:tag w:val="dm_area_vision_progress"/>
@@ -6939,16 +6939,16 @@
                     <w:rFonts w:ascii="Arial" w:hAnsi="Arial" w:cs="Arial"/>
                     <w:b/>
                     <w:color w:val="000000"/>
-                    <w:sz w:val="20"/>
-                    <w:szCs w:val="20"/>
+                    <w:sz w:val="18"/>
+                    <w:szCs w:val="18"/>
                   </w:rPr>
                 </w:pPr>
                 <w:r>
                   <w:rPr>
                     <w:rFonts w:ascii="Arial" w:hAnsi="Arial" w:cs="Arial"/>
                     <w:color w:val="000000"/>
-                    <w:sz w:val="20"/>
-                    <w:szCs w:val="20"/>
+                    <w:sz w:val="18"/>
+                    <w:szCs w:val="18"/>
                     <w:lang w:val="es-CL" w:eastAsia="es-CL"/>
                   </w:rPr>
                   <w:t>Escriba aquí</w:t>
@@ -7011,8 +7011,8 @@
                 <w:rFonts w:ascii="Arial" w:hAnsi="Arial" w:cs="Arial"/>
                 <w:b/>
                 <w:color w:val="000000"/>
-                <w:sz w:val="20"/>
-                <w:szCs w:val="20"/>
+                <w:sz w:val="18"/>
+                <w:szCs w:val="18"/>
               </w:rPr>
               <w:alias w:val="dm_area_vision_emphasis"/>
               <w:tag w:val="dm_area_vision_emphasis"/>
@@ -7033,16 +7033,16 @@
                     <w:rFonts w:ascii="Arial" w:hAnsi="Arial" w:cs="Arial"/>
                     <w:b/>
                     <w:color w:val="000000"/>
-                    <w:sz w:val="20"/>
-                    <w:szCs w:val="20"/>
+                    <w:sz w:val="18"/>
+                    <w:szCs w:val="18"/>
                   </w:rPr>
                 </w:pPr>
                 <w:r>
                   <w:rPr>
                     <w:rFonts w:ascii="Arial" w:hAnsi="Arial" w:cs="Arial"/>
                     <w:color w:val="000000"/>
-                    <w:sz w:val="20"/>
-                    <w:szCs w:val="20"/>
+                    <w:sz w:val="18"/>
+                    <w:szCs w:val="18"/>
                     <w:lang w:val="es-CL" w:eastAsia="es-CL"/>
                   </w:rPr>
                   <w:t>Escriba aquí</w:t>
@@ -7202,8 +7202,8 @@
                 <w:rPr>
                   <w:rFonts w:ascii="MS Gothic" w:hAnsi="MS Gothic" w:cs="MS Gothic" w:eastAsia="MS Gothic"/>
                   <w:color w:val="000000"/>
-                  <w:sz w:val="20"/>
-                  <w:szCs w:val="20"/>
+                  <w:sz w:val="18"/>
+                  <w:szCs w:val="18"/>
                 </w:rPr>
                 <w:alias w:val="dm_area_hearing_family_interview"/>
                 <w:tag w:val="dm_area_hearing_family_interview"/>
@@ -7220,8 +7220,8 @@
                   <w:rPr>
                     <w:rFonts w:ascii="MS Gothic" w:hAnsi="MS Gothic" w:cs="MS Gothic" w:eastAsia="MS Gothic"/>
                     <w:color w:val="000000"/>
-                    <w:sz w:val="20"/>
-                    <w:szCs w:val="20"/>
+                    <w:sz w:val="18"/>
+                    <w:szCs w:val="18"/>
                   </w:rPr>
                   <w:t>☐</w:t>
                 </w:r>
@@ -7240,8 +7240,8 @@
                 <w:rPr>
                   <w:rFonts w:ascii="MS Gothic" w:hAnsi="MS Gothic" w:cs="MS Gothic" w:eastAsia="MS Gothic"/>
                   <w:color w:val="000000"/>
-                  <w:sz w:val="20"/>
-                  <w:szCs w:val="20"/>
+                  <w:sz w:val="18"/>
+                  <w:szCs w:val="18"/>
                 </w:rPr>
                 <w:alias w:val="dm_area_hearing_school_observation"/>
                 <w:tag w:val="dm_area_hearing_school_observation"/>
@@ -7258,8 +7258,8 @@
                   <w:rPr>
                     <w:rFonts w:ascii="MS Gothic" w:hAnsi="MS Gothic" w:cs="MS Gothic" w:eastAsia="MS Gothic"/>
                     <w:color w:val="000000"/>
-                    <w:sz w:val="20"/>
-                    <w:szCs w:val="20"/>
+                    <w:sz w:val="18"/>
+                    <w:szCs w:val="18"/>
                   </w:rPr>
                   <w:t>☐</w:t>
                 </w:r>
@@ -7286,8 +7286,8 @@
                 <w:rPr>
                   <w:rFonts w:ascii="Arial" w:hAnsi="Arial" w:cs="Arial"/>
                   <w:color w:val="000000"/>
-                  <w:sz w:val="20"/>
-                  <w:szCs w:val="20"/>
+                  <w:sz w:val="18"/>
+                  <w:szCs w:val="18"/>
                 </w:rPr>
                 <w:alias w:val="dm_area_hearing_school_observation_detail"/>
                 <w:tag w:val="dm_area_hearing_school_observation_detail"/>
@@ -7303,8 +7303,8 @@
                   <w:rPr>
                     <w:rFonts w:ascii="Arial" w:hAnsi="Arial" w:cs="Arial"/>
                     <w:color w:val="000000"/>
-                    <w:sz w:val="20"/>
-                    <w:szCs w:val="20"/>
+                    <w:sz w:val="18"/>
+                    <w:szCs w:val="18"/>
                     <w:lang w:val="es-CL" w:eastAsia="es-CL"/>
                   </w:rPr>
                   <w:t>Escriba aquí</w:t>
@@ -7358,8 +7358,8 @@
                 <w:rPr>
                   <w:rFonts w:ascii="MS Gothic" w:hAnsi="MS Gothic" w:cs="MS Gothic" w:eastAsia="MS Gothic"/>
                   <w:color w:val="000000"/>
-                  <w:sz w:val="20"/>
-                  <w:szCs w:val="20"/>
+                  <w:sz w:val="18"/>
+                  <w:szCs w:val="18"/>
                 </w:rPr>
                 <w:alias w:val="dm_area_hearing_instrument"/>
                 <w:tag w:val="dm_area_hearing_instrument"/>
@@ -7376,8 +7376,8 @@
                   <w:rPr>
                     <w:rFonts w:ascii="MS Gothic" w:hAnsi="MS Gothic" w:cs="MS Gothic" w:eastAsia="MS Gothic"/>
                     <w:color w:val="000000"/>
-                    <w:sz w:val="20"/>
-                    <w:szCs w:val="20"/>
+                    <w:sz w:val="18"/>
+                    <w:szCs w:val="18"/>
                   </w:rPr>
                   <w:t>☐</w:t>
                 </w:r>
@@ -7396,8 +7396,8 @@
                 <w:rPr>
                   <w:rFonts w:ascii="Arial" w:hAnsi="Arial" w:cs="Arial"/>
                   <w:color w:val="000000"/>
-                  <w:sz w:val="20"/>
-                  <w:szCs w:val="20"/>
+                  <w:sz w:val="18"/>
+                  <w:szCs w:val="18"/>
                 </w:rPr>
                 <w:alias w:val="dm_area_hearing_instrument_detail"/>
                 <w:tag w:val="dm_area_hearing_instrument_detail"/>
@@ -7413,8 +7413,8 @@
                   <w:rPr>
                     <w:rFonts w:ascii="Arial" w:hAnsi="Arial" w:cs="Arial"/>
                     <w:color w:val="000000"/>
-                    <w:sz w:val="20"/>
-                    <w:szCs w:val="20"/>
+                    <w:sz w:val="18"/>
+                    <w:szCs w:val="18"/>
                     <w:lang w:val="es-CL" w:eastAsia="es-CL"/>
                   </w:rPr>
                   <w:t>Escriba aquí</w:t>
@@ -7483,8 +7483,8 @@
             <w:rPr>
               <w:rFonts w:ascii="Arial" w:hAnsi="Arial" w:cs="Arial"/>
               <w:color w:val="000000"/>
-              <w:sz w:val="20"/>
-              <w:szCs w:val="20"/>
+              <w:sz w:val="18"/>
+              <w:szCs w:val="18"/>
             </w:rPr>
             <w:alias w:val="dm_area_hearing_progress"/>
             <w:tag w:val="dm_area_hearing_progress"/>
@@ -7514,16 +7514,16 @@
                   <w:rPr>
                     <w:rFonts w:ascii="Arial" w:hAnsi="Arial" w:cs="Arial"/>
                     <w:color w:val="000000"/>
-                    <w:sz w:val="20"/>
-                    <w:szCs w:val="20"/>
+                    <w:sz w:val="18"/>
+                    <w:szCs w:val="18"/>
                   </w:rPr>
                 </w:pPr>
                 <w:r>
                   <w:rPr>
                     <w:rFonts w:ascii="Arial" w:hAnsi="Arial" w:cs="Arial"/>
                     <w:color w:val="000000"/>
-                    <w:sz w:val="20"/>
-                    <w:szCs w:val="20"/>
+                    <w:sz w:val="18"/>
+                    <w:szCs w:val="18"/>
                     <w:lang w:val="es-CL" w:eastAsia="es-CL"/>
                   </w:rPr>
                   <w:t>Escriba aquí</w:t>
@@ -7591,8 +7591,8 @@
                 <w:rFonts w:ascii="Arial" w:hAnsi="Arial" w:cs="Arial"/>
                 <w:b/>
                 <w:color w:val="000000"/>
-                <w:sz w:val="20"/>
-                <w:szCs w:val="20"/>
+                <w:sz w:val="18"/>
+                <w:szCs w:val="18"/>
               </w:rPr>
               <w:alias w:val="dm_area_hearing_emphasis"/>
               <w:tag w:val="dm_area_hearing_emphasis"/>
@@ -7613,16 +7613,16 @@
                     <w:rFonts w:ascii="Arial" w:hAnsi="Arial" w:cs="Arial"/>
                     <w:b/>
                     <w:color w:val="000000"/>
-                    <w:sz w:val="20"/>
-                    <w:szCs w:val="20"/>
+                    <w:sz w:val="18"/>
+                    <w:szCs w:val="18"/>
                   </w:rPr>
                 </w:pPr>
                 <w:r>
                   <w:rPr>
                     <w:rFonts w:ascii="Arial" w:hAnsi="Arial" w:cs="Arial"/>
                     <w:color w:val="000000"/>
-                    <w:sz w:val="20"/>
-                    <w:szCs w:val="20"/>
+                    <w:sz w:val="18"/>
+                    <w:szCs w:val="18"/>
                     <w:lang w:val="es-CL" w:eastAsia="es-CL"/>
                   </w:rPr>
                   <w:t>Escriba aquí</w:t>
@@ -7824,8 +7824,8 @@
                 <w:rPr>
                   <w:rFonts w:ascii="MS Gothic" w:hAnsi="MS Gothic" w:cs="MS Gothic" w:eastAsia="MS Gothic"/>
                   <w:color w:val="000000"/>
-                  <w:sz w:val="20"/>
-                  <w:szCs w:val="20"/>
+                  <w:sz w:val="18"/>
+                  <w:szCs w:val="18"/>
                 </w:rPr>
                 <w:alias w:val="dm_area_communication_family_interview"/>
                 <w:tag w:val="dm_area_communication_family_interview"/>
@@ -7842,8 +7842,8 @@
                   <w:rPr>
                     <w:rFonts w:ascii="MS Gothic" w:hAnsi="MS Gothic" w:cs="MS Gothic" w:eastAsia="MS Gothic"/>
                     <w:color w:val="000000"/>
-                    <w:sz w:val="20"/>
-                    <w:szCs w:val="20"/>
+                    <w:sz w:val="18"/>
+                    <w:szCs w:val="18"/>
                   </w:rPr>
                   <w:t>☐</w:t>
                 </w:r>
@@ -7862,8 +7862,8 @@
                 <w:rPr>
                   <w:rFonts w:ascii="MS Gothic" w:hAnsi="MS Gothic" w:cs="MS Gothic" w:eastAsia="MS Gothic"/>
                   <w:color w:val="000000"/>
-                  <w:sz w:val="20"/>
-                  <w:szCs w:val="20"/>
+                  <w:sz w:val="18"/>
+                  <w:szCs w:val="18"/>
                 </w:rPr>
                 <w:alias w:val="dm_area_communication_school_observation"/>
                 <w:tag w:val="dm_area_communication_school_observation"/>
@@ -7880,8 +7880,8 @@
                   <w:rPr>
                     <w:rFonts w:ascii="MS Gothic" w:hAnsi="MS Gothic" w:cs="MS Gothic" w:eastAsia="MS Gothic"/>
                     <w:color w:val="000000"/>
-                    <w:sz w:val="20"/>
-                    <w:szCs w:val="20"/>
+                    <w:sz w:val="18"/>
+                    <w:szCs w:val="18"/>
                   </w:rPr>
                   <w:t>☐</w:t>
                 </w:r>
@@ -7908,8 +7908,8 @@
                 <w:rPr>
                   <w:rFonts w:ascii="Arial" w:hAnsi="Arial" w:cs="Arial"/>
                   <w:color w:val="000000"/>
-                  <w:sz w:val="20"/>
-                  <w:szCs w:val="20"/>
+                  <w:sz w:val="18"/>
+                  <w:szCs w:val="18"/>
                 </w:rPr>
                 <w:alias w:val="dm_area_communication_school_observation_detail"/>
                 <w:tag w:val="dm_area_communication_school_observation_detail"/>
@@ -7925,8 +7925,8 @@
                   <w:rPr>
                     <w:rFonts w:ascii="Arial" w:hAnsi="Arial" w:cs="Arial"/>
                     <w:color w:val="000000"/>
-                    <w:sz w:val="20"/>
-                    <w:szCs w:val="20"/>
+                    <w:sz w:val="18"/>
+                    <w:szCs w:val="18"/>
                     <w:lang w:val="es-CL" w:eastAsia="es-CL"/>
                   </w:rPr>
                   <w:t>Escriba aquí</w:t>
@@ -7975,8 +7975,8 @@
                 <w:rPr>
                   <w:rFonts w:ascii="MS Gothic" w:hAnsi="MS Gothic" w:cs="MS Gothic" w:eastAsia="MS Gothic"/>
                   <w:color w:val="000000"/>
-                  <w:sz w:val="20"/>
-                  <w:szCs w:val="20"/>
+                  <w:sz w:val="18"/>
+                  <w:szCs w:val="18"/>
                 </w:rPr>
                 <w:alias w:val="dm_area_communication_instrument"/>
                 <w:tag w:val="dm_area_communication_instrument"/>
@@ -7993,8 +7993,8 @@
                   <w:rPr>
                     <w:rFonts w:ascii="MS Gothic" w:hAnsi="MS Gothic" w:cs="MS Gothic" w:eastAsia="MS Gothic"/>
                     <w:color w:val="000000"/>
-                    <w:sz w:val="20"/>
-                    <w:szCs w:val="20"/>
+                    <w:sz w:val="18"/>
+                    <w:szCs w:val="18"/>
                   </w:rPr>
                   <w:t>☐</w:t>
                 </w:r>
@@ -8021,8 +8021,8 @@
                 <w:rPr>
                   <w:rFonts w:ascii="Arial" w:hAnsi="Arial" w:cs="Arial"/>
                   <w:color w:val="000000"/>
-                  <w:sz w:val="20"/>
-                  <w:szCs w:val="20"/>
+                  <w:sz w:val="18"/>
+                  <w:szCs w:val="18"/>
                 </w:rPr>
                 <w:alias w:val="dm_area_communication_instrument_detail"/>
                 <w:tag w:val="dm_area_communication_instrument_detail"/>
@@ -8038,8 +8038,8 @@
                   <w:rPr>
                     <w:rFonts w:ascii="Arial" w:hAnsi="Arial" w:cs="Arial"/>
                     <w:color w:val="000000"/>
-                    <w:sz w:val="20"/>
-                    <w:szCs w:val="20"/>
+                    <w:sz w:val="18"/>
+                    <w:szCs w:val="18"/>
                     <w:lang w:val="es-CL" w:eastAsia="es-CL"/>
                   </w:rPr>
                   <w:t>Escriba aquí</w:t>
@@ -8098,8 +8098,8 @@
             <w:rPr>
               <w:rFonts w:ascii="Arial" w:hAnsi="Arial" w:cs="Arial"/>
               <w:color w:val="000000"/>
-              <w:sz w:val="20"/>
-              <w:szCs w:val="20"/>
+              <w:sz w:val="18"/>
+              <w:szCs w:val="18"/>
             </w:rPr>
             <w:alias w:val="dm_area_communication_progress"/>
             <w:tag w:val="dm_area_communication_progress"/>
@@ -8129,16 +8129,16 @@
                   <w:rPr>
                     <w:rFonts w:ascii="Arial" w:hAnsi="Arial" w:cs="Arial"/>
                     <w:color w:val="000000"/>
-                    <w:sz w:val="20"/>
-                    <w:szCs w:val="20"/>
+                    <w:sz w:val="18"/>
+                    <w:szCs w:val="18"/>
                   </w:rPr>
                 </w:pPr>
                 <w:r>
                   <w:rPr>
                     <w:rFonts w:ascii="Arial" w:hAnsi="Arial" w:cs="Arial"/>
                     <w:color w:val="000000"/>
-                    <w:sz w:val="20"/>
-                    <w:szCs w:val="20"/>
+                    <w:sz w:val="18"/>
+                    <w:szCs w:val="18"/>
                     <w:lang w:val="es-CL" w:eastAsia="es-CL"/>
                   </w:rPr>
                   <w:t>Escriba aquí</w:t>
@@ -8201,8 +8201,8 @@
                 <w:rFonts w:ascii="Arial" w:hAnsi="Arial" w:cs="Arial"/>
                 <w:b/>
                 <w:color w:val="000000"/>
-                <w:sz w:val="20"/>
-                <w:szCs w:val="20"/>
+                <w:sz w:val="18"/>
+                <w:szCs w:val="18"/>
               </w:rPr>
               <w:alias w:val="dm_area_communication_emphasis"/>
               <w:tag w:val="dm_area_communication_emphasis"/>
@@ -8223,16 +8223,16 @@
                     <w:rFonts w:ascii="Arial" w:hAnsi="Arial" w:cs="Arial"/>
                     <w:b/>
                     <w:color w:val="000000"/>
-                    <w:sz w:val="20"/>
-                    <w:szCs w:val="20"/>
+                    <w:sz w:val="18"/>
+                    <w:szCs w:val="18"/>
                   </w:rPr>
                 </w:pPr>
                 <w:r>
                   <w:rPr>
                     <w:rFonts w:ascii="Arial" w:hAnsi="Arial" w:cs="Arial"/>
                     <w:color w:val="000000"/>
-                    <w:sz w:val="20"/>
-                    <w:szCs w:val="20"/>
+                    <w:sz w:val="18"/>
+                    <w:szCs w:val="18"/>
                     <w:lang w:val="es-CL" w:eastAsia="es-CL"/>
                   </w:rPr>
                   <w:t>Escriba aquí</w:t>
@@ -8393,8 +8393,8 @@
                 <w:rPr>
                   <w:rFonts w:ascii="MS Gothic" w:hAnsi="MS Gothic" w:cs="MS Gothic" w:eastAsia="MS Gothic"/>
                   <w:color w:val="000000"/>
-                  <w:sz w:val="20"/>
-                  <w:szCs w:val="20"/>
+                  <w:sz w:val="18"/>
+                  <w:szCs w:val="18"/>
                 </w:rPr>
                 <w:alias w:val="dm_area_cognitive_family_interview"/>
                 <w:tag w:val="dm_area_cognitive_family_interview"/>
@@ -8411,8 +8411,8 @@
                   <w:rPr>
                     <w:rFonts w:ascii="MS Gothic" w:hAnsi="MS Gothic" w:cs="MS Gothic" w:eastAsia="MS Gothic"/>
                     <w:color w:val="000000"/>
-                    <w:sz w:val="20"/>
-                    <w:szCs w:val="20"/>
+                    <w:sz w:val="18"/>
+                    <w:szCs w:val="18"/>
                   </w:rPr>
                   <w:t>☐</w:t>
                 </w:r>
@@ -8431,8 +8431,8 @@
                 <w:rPr>
                   <w:rFonts w:ascii="MS Gothic" w:hAnsi="MS Gothic" w:cs="MS Gothic" w:eastAsia="MS Gothic"/>
                   <w:color w:val="000000"/>
-                  <w:sz w:val="20"/>
-                  <w:szCs w:val="20"/>
+                  <w:sz w:val="18"/>
+                  <w:szCs w:val="18"/>
                 </w:rPr>
                 <w:alias w:val="dm_area_cognitive_school_observation"/>
                 <w:tag w:val="dm_area_cognitive_school_observation"/>
@@ -8449,8 +8449,8 @@
                   <w:rPr>
                     <w:rFonts w:ascii="MS Gothic" w:hAnsi="MS Gothic" w:cs="MS Gothic" w:eastAsia="MS Gothic"/>
                     <w:color w:val="000000"/>
-                    <w:sz w:val="20"/>
-                    <w:szCs w:val="20"/>
+                    <w:sz w:val="18"/>
+                    <w:szCs w:val="18"/>
                   </w:rPr>
                   <w:t>☐</w:t>
                 </w:r>
@@ -8477,8 +8477,8 @@
                 <w:rPr>
                   <w:rFonts w:ascii="Arial" w:hAnsi="Arial" w:cs="Arial"/>
                   <w:color w:val="000000"/>
-                  <w:sz w:val="20"/>
-                  <w:szCs w:val="20"/>
+                  <w:sz w:val="18"/>
+                  <w:szCs w:val="18"/>
                 </w:rPr>
                 <w:alias w:val="dm_area_cognitive_school_observation_detail"/>
                 <w:tag w:val="dm_area_cognitive_school_observation_detail"/>
@@ -8494,8 +8494,8 @@
                   <w:rPr>
                     <w:rFonts w:ascii="Arial" w:hAnsi="Arial" w:cs="Arial"/>
                     <w:color w:val="000000"/>
-                    <w:sz w:val="20"/>
-                    <w:szCs w:val="20"/>
+                    <w:sz w:val="18"/>
+                    <w:szCs w:val="18"/>
                     <w:lang w:val="es-CL" w:eastAsia="es-CL"/>
                   </w:rPr>
                   <w:t>Escriba aquí</w:t>
@@ -8544,8 +8544,8 @@
                 <w:rPr>
                   <w:rFonts w:ascii="MS Gothic" w:hAnsi="MS Gothic" w:cs="MS Gothic" w:eastAsia="MS Gothic"/>
                   <w:color w:val="000000"/>
-                  <w:sz w:val="20"/>
-                  <w:szCs w:val="20"/>
+                  <w:sz w:val="18"/>
+                  <w:szCs w:val="18"/>
                 </w:rPr>
                 <w:alias w:val="dm_area_cognitive_instrument"/>
                 <w:tag w:val="dm_area_cognitive_instrument"/>
@@ -8562,8 +8562,8 @@
                   <w:rPr>
                     <w:rFonts w:ascii="MS Gothic" w:hAnsi="MS Gothic" w:cs="MS Gothic" w:eastAsia="MS Gothic"/>
                     <w:color w:val="000000"/>
-                    <w:sz w:val="20"/>
-                    <w:szCs w:val="20"/>
+                    <w:sz w:val="18"/>
+                    <w:szCs w:val="18"/>
                   </w:rPr>
                   <w:t>☐</w:t>
                 </w:r>
@@ -8590,8 +8590,8 @@
                 <w:rPr>
                   <w:rFonts w:ascii="Arial" w:hAnsi="Arial" w:cs="Arial"/>
                   <w:color w:val="000000"/>
-                  <w:sz w:val="20"/>
-                  <w:szCs w:val="20"/>
+                  <w:sz w:val="18"/>
+                  <w:szCs w:val="18"/>
                 </w:rPr>
                 <w:alias w:val="dm_area_cognitive_instrument_detail"/>
                 <w:tag w:val="dm_area_cognitive_instrument_detail"/>
@@ -8607,8 +8607,8 @@
                   <w:rPr>
                     <w:rFonts w:ascii="Arial" w:hAnsi="Arial" w:cs="Arial"/>
                     <w:color w:val="000000"/>
-                    <w:sz w:val="20"/>
-                    <w:szCs w:val="20"/>
+                    <w:sz w:val="18"/>
+                    <w:szCs w:val="18"/>
                     <w:lang w:val="es-CL" w:eastAsia="es-CL"/>
                   </w:rPr>
                   <w:t>Escriba aquí</w:t>
@@ -8677,8 +8677,8 @@
               <w:rPr>
                 <w:rFonts w:ascii="Arial" w:hAnsi="Arial" w:cs="Arial"/>
                 <w:color w:val="000000"/>
-                <w:sz w:val="20"/>
-                <w:szCs w:val="20"/>
+                <w:sz w:val="18"/>
+                <w:szCs w:val="18"/>
               </w:rPr>
               <w:alias w:val="dm_area_cognitive_progress"/>
               <w:tag w:val="dm_area_cognitive_progress"/>
@@ -8698,16 +8698,16 @@
                   <w:rPr>
                     <w:rFonts w:ascii="Arial" w:hAnsi="Arial" w:cs="Arial"/>
                     <w:color w:val="000000"/>
-                    <w:sz w:val="20"/>
-                    <w:szCs w:val="20"/>
+                    <w:sz w:val="18"/>
+                    <w:szCs w:val="18"/>
                   </w:rPr>
                 </w:pPr>
                 <w:r>
                   <w:rPr>
                     <w:rFonts w:ascii="Arial" w:hAnsi="Arial" w:cs="Arial"/>
                     <w:color w:val="000000"/>
-                    <w:sz w:val="20"/>
-                    <w:szCs w:val="20"/>
+                    <w:sz w:val="18"/>
+                    <w:szCs w:val="18"/>
                     <w:lang w:val="es-CL" w:eastAsia="es-CL"/>
                   </w:rPr>
                   <w:t>Escriba aquí</w:t>
@@ -8783,8 +8783,8 @@
                 <w:rFonts w:ascii="Arial" w:hAnsi="Arial" w:cs="Arial"/>
                 <w:b/>
                 <w:color w:val="000000"/>
-                <w:sz w:val="20"/>
-                <w:szCs w:val="20"/>
+                <w:sz w:val="18"/>
+                <w:szCs w:val="18"/>
               </w:rPr>
               <w:alias w:val="dm_area_cognitive_emphasis"/>
               <w:tag w:val="dm_area_cognitive_emphasis"/>
@@ -8805,16 +8805,16 @@
                     <w:rFonts w:ascii="Arial" w:hAnsi="Arial" w:cs="Arial"/>
                     <w:b/>
                     <w:color w:val="000000"/>
-                    <w:sz w:val="20"/>
-                    <w:szCs w:val="20"/>
+                    <w:sz w:val="18"/>
+                    <w:szCs w:val="18"/>
                   </w:rPr>
                 </w:pPr>
                 <w:r>
                   <w:rPr>
                     <w:rFonts w:ascii="Arial" w:hAnsi="Arial" w:cs="Arial"/>
                     <w:color w:val="000000"/>
-                    <w:sz w:val="20"/>
-                    <w:szCs w:val="20"/>
+                    <w:sz w:val="18"/>
+                    <w:szCs w:val="18"/>
                     <w:lang w:val="es-CL" w:eastAsia="es-CL"/>
                   </w:rPr>
                   <w:t>Escriba aquí</w:t>
@@ -8933,8 +8933,8 @@
                   <w:rFonts w:ascii="Arial" w:hAnsi="Arial" w:cs="Arial"/>
                   <w:b/>
                   <w:color w:val="000000"/>
-                  <w:sz w:val="20"/>
-                  <w:szCs w:val="20"/>
+                  <w:sz w:val="18"/>
+                  <w:szCs w:val="18"/>
                 </w:rPr>
                 <w:alias w:val="identification_number"/>
                 <w:tag w:val="identification_number"/>
@@ -8950,8 +8950,8 @@
                   <w:rPr>
                     <w:rFonts w:ascii="Arial" w:hAnsi="Arial" w:cs="Arial"/>
                     <w:color w:val="000000"/>
-                    <w:sz w:val="20"/>
-                    <w:szCs w:val="20"/>
+                    <w:sz w:val="18"/>
+                    <w:szCs w:val="18"/>
                     <w:lang w:val="es-CL" w:eastAsia="es-CL"/>
                   </w:rPr>
                   <w:t>Escriba aquí</w:t>
@@ -9030,8 +9030,8 @@
                 <w:rPr>
                   <w:rFonts w:ascii="MS Gothic" w:hAnsi="MS Gothic" w:cs="MS Gothic" w:eastAsia="MS Gothic"/>
                   <w:color w:val="000000"/>
-                  <w:sz w:val="20"/>
-                  <w:szCs w:val="20"/>
+                  <w:sz w:val="18"/>
+                  <w:szCs w:val="18"/>
                 </w:rPr>
                 <w:alias w:val="dm_area_motor_family_interview"/>
                 <w:tag w:val="dm_area_motor_family_interview"/>
@@ -9048,8 +9048,8 @@
                   <w:rPr>
                     <w:rFonts w:ascii="MS Gothic" w:hAnsi="MS Gothic" w:cs="MS Gothic" w:eastAsia="MS Gothic"/>
                     <w:color w:val="000000"/>
-                    <w:sz w:val="20"/>
-                    <w:szCs w:val="20"/>
+                    <w:sz w:val="18"/>
+                    <w:szCs w:val="18"/>
                   </w:rPr>
                   <w:t>☐</w:t>
                 </w:r>
@@ -9068,8 +9068,8 @@
                 <w:rPr>
                   <w:rFonts w:ascii="MS Gothic" w:hAnsi="MS Gothic" w:cs="MS Gothic" w:eastAsia="MS Gothic"/>
                   <w:color w:val="000000"/>
-                  <w:sz w:val="20"/>
-                  <w:szCs w:val="20"/>
+                  <w:sz w:val="18"/>
+                  <w:szCs w:val="18"/>
                 </w:rPr>
                 <w:alias w:val="dm_area_motor_school_observation"/>
                 <w:tag w:val="dm_area_motor_school_observation"/>
@@ -9086,8 +9086,8 @@
                   <w:rPr>
                     <w:rFonts w:ascii="MS Gothic" w:hAnsi="MS Gothic" w:cs="MS Gothic" w:eastAsia="MS Gothic"/>
                     <w:color w:val="000000"/>
-                    <w:sz w:val="20"/>
-                    <w:szCs w:val="20"/>
+                    <w:sz w:val="18"/>
+                    <w:szCs w:val="18"/>
                   </w:rPr>
                   <w:t>☐</w:t>
                 </w:r>
@@ -9114,8 +9114,8 @@
                 <w:rPr>
                   <w:rFonts w:ascii="Arial" w:hAnsi="Arial" w:cs="Arial"/>
                   <w:color w:val="000000"/>
-                  <w:sz w:val="20"/>
-                  <w:szCs w:val="20"/>
+                  <w:sz w:val="18"/>
+                  <w:szCs w:val="18"/>
                 </w:rPr>
                 <w:alias w:val="dm_area_motor_school_observation_detail"/>
                 <w:tag w:val="dm_area_motor_school_observation_detail"/>
@@ -9131,8 +9131,8 @@
                   <w:rPr>
                     <w:rFonts w:ascii="Arial" w:hAnsi="Arial" w:cs="Arial"/>
                     <w:color w:val="000000"/>
-                    <w:sz w:val="20"/>
-                    <w:szCs w:val="20"/>
+                    <w:sz w:val="18"/>
+                    <w:szCs w:val="18"/>
                     <w:lang w:val="es-CL" w:eastAsia="es-CL"/>
                   </w:rPr>
                   <w:t>Escriba aquí</w:t>
@@ -9182,8 +9182,8 @@
                 <w:rPr>
                   <w:rFonts w:ascii="MS Gothic" w:hAnsi="MS Gothic" w:cs="MS Gothic" w:eastAsia="MS Gothic"/>
                   <w:color w:val="000000"/>
-                  <w:sz w:val="20"/>
-                  <w:szCs w:val="20"/>
+                  <w:sz w:val="18"/>
+                  <w:szCs w:val="18"/>
                 </w:rPr>
                 <w:alias w:val="dm_area_motor_instrument"/>
                 <w:tag w:val="dm_area_motor_instrument"/>
@@ -9200,8 +9200,8 @@
                   <w:rPr>
                     <w:rFonts w:ascii="MS Gothic" w:hAnsi="MS Gothic" w:cs="MS Gothic" w:eastAsia="MS Gothic"/>
                     <w:color w:val="000000"/>
-                    <w:sz w:val="20"/>
-                    <w:szCs w:val="20"/>
+                    <w:sz w:val="18"/>
+                    <w:szCs w:val="18"/>
                   </w:rPr>
                   <w:t>☐</w:t>
                 </w:r>
@@ -9228,8 +9228,8 @@
                 <w:rPr>
                   <w:rFonts w:ascii="Arial" w:hAnsi="Arial" w:cs="Arial"/>
                   <w:color w:val="000000"/>
-                  <w:sz w:val="20"/>
-                  <w:szCs w:val="20"/>
+                  <w:sz w:val="18"/>
+                  <w:szCs w:val="18"/>
                 </w:rPr>
                 <w:alias w:val="dm_area_motor_instrument_detail"/>
                 <w:tag w:val="dm_area_motor_instrument_detail"/>
@@ -9245,8 +9245,8 @@
                   <w:rPr>
                     <w:rFonts w:ascii="Arial" w:hAnsi="Arial" w:cs="Arial"/>
                     <w:color w:val="000000"/>
-                    <w:sz w:val="20"/>
-                    <w:szCs w:val="20"/>
+                    <w:sz w:val="18"/>
+                    <w:szCs w:val="18"/>
                     <w:lang w:val="es-CL" w:eastAsia="es-CL"/>
                   </w:rPr>
                   <w:t>Escriba aquí</w:t>
@@ -9317,8 +9317,8 @@
               <w:rPr>
                 <w:rFonts w:ascii="Arial" w:hAnsi="Arial" w:cs="Arial"/>
                 <w:color w:val="000000"/>
-                <w:sz w:val="20"/>
-                <w:szCs w:val="20"/>
+                <w:sz w:val="18"/>
+                <w:szCs w:val="18"/>
               </w:rPr>
               <w:alias w:val="dm_area_motor_progress"/>
               <w:tag w:val="dm_area_motor_progress"/>
@@ -9338,16 +9338,16 @@
                   <w:rPr>
                     <w:rFonts w:ascii="Arial" w:hAnsi="Arial" w:cs="Arial"/>
                     <w:color w:val="000000"/>
-                    <w:sz w:val="20"/>
-                    <w:szCs w:val="20"/>
+                    <w:sz w:val="18"/>
+                    <w:szCs w:val="18"/>
                   </w:rPr>
                 </w:pPr>
                 <w:r>
                   <w:rPr>
                     <w:rFonts w:ascii="Arial" w:hAnsi="Arial" w:cs="Arial"/>
                     <w:color w:val="000000"/>
-                    <w:sz w:val="20"/>
-                    <w:szCs w:val="20"/>
+                    <w:sz w:val="18"/>
+                    <w:szCs w:val="18"/>
                     <w:lang w:val="es-CL" w:eastAsia="es-CL"/>
                   </w:rPr>
                   <w:t>Escriba aquí</w:t>
@@ -9435,8 +9435,8 @@
                 <w:rFonts w:ascii="Arial" w:hAnsi="Arial" w:cs="Arial"/>
                 <w:b/>
                 <w:color w:val="000000"/>
-                <w:sz w:val="20"/>
-                <w:szCs w:val="20"/>
+                <w:sz w:val="18"/>
+                <w:szCs w:val="18"/>
               </w:rPr>
               <w:alias w:val="dm_area_motor_emphasis"/>
               <w:tag w:val="dm_area_motor_emphasis"/>
@@ -9457,16 +9457,16 @@
                     <w:rFonts w:ascii="Arial" w:hAnsi="Arial" w:cs="Arial"/>
                     <w:b/>
                     <w:color w:val="000000"/>
-                    <w:sz w:val="20"/>
-                    <w:szCs w:val="20"/>
+                    <w:sz w:val="18"/>
+                    <w:szCs w:val="18"/>
                   </w:rPr>
                 </w:pPr>
                 <w:r>
                   <w:rPr>
                     <w:rFonts w:ascii="Arial" w:hAnsi="Arial" w:cs="Arial"/>
                     <w:color w:val="000000"/>
-                    <w:sz w:val="20"/>
-                    <w:szCs w:val="20"/>
+                    <w:sz w:val="18"/>
+                    <w:szCs w:val="18"/>
                     <w:lang w:val="es-CL" w:eastAsia="es-CL"/>
                   </w:rPr>
                   <w:t>Escriba aquí</w:t>
@@ -9613,8 +9613,8 @@
                 <w:rPr>
                   <w:rFonts w:ascii="MS Gothic" w:hAnsi="MS Gothic" w:cs="MS Gothic" w:eastAsia="MS Gothic"/>
                   <w:color w:val="000000"/>
-                  <w:sz w:val="20"/>
-                  <w:szCs w:val="20"/>
+                  <w:sz w:val="18"/>
+                  <w:szCs w:val="18"/>
                 </w:rPr>
                 <w:alias w:val="dm_area_functional_academic_family_interview"/>
                 <w:tag w:val="dm_area_functional_academic_family_interview"/>
@@ -9631,8 +9631,8 @@
                   <w:rPr>
                     <w:rFonts w:ascii="MS Gothic" w:hAnsi="MS Gothic" w:cs="MS Gothic" w:eastAsia="MS Gothic"/>
                     <w:color w:val="000000"/>
-                    <w:sz w:val="20"/>
-                    <w:szCs w:val="20"/>
+                    <w:sz w:val="18"/>
+                    <w:szCs w:val="18"/>
                   </w:rPr>
                   <w:t>☐</w:t>
                 </w:r>
@@ -9651,8 +9651,8 @@
                 <w:rPr>
                   <w:rFonts w:ascii="MS Gothic" w:hAnsi="MS Gothic" w:cs="MS Gothic" w:eastAsia="MS Gothic"/>
                   <w:color w:val="000000"/>
-                  <w:sz w:val="20"/>
-                  <w:szCs w:val="20"/>
+                  <w:sz w:val="18"/>
+                  <w:szCs w:val="18"/>
                 </w:rPr>
                 <w:alias w:val="dm_area_functional_academic_school_observation"/>
                 <w:tag w:val="dm_area_functional_academic_school_observation"/>
@@ -9669,8 +9669,8 @@
                   <w:rPr>
                     <w:rFonts w:ascii="MS Gothic" w:hAnsi="MS Gothic" w:cs="MS Gothic" w:eastAsia="MS Gothic"/>
                     <w:color w:val="000000"/>
-                    <w:sz w:val="20"/>
-                    <w:szCs w:val="20"/>
+                    <w:sz w:val="18"/>
+                    <w:szCs w:val="18"/>
                   </w:rPr>
                   <w:t>☐</w:t>
                 </w:r>
@@ -9697,8 +9697,8 @@
                 <w:rPr>
                   <w:rFonts w:ascii="Arial" w:hAnsi="Arial" w:cs="Arial"/>
                   <w:color w:val="000000"/>
-                  <w:sz w:val="20"/>
-                  <w:szCs w:val="20"/>
+                  <w:sz w:val="18"/>
+                  <w:szCs w:val="18"/>
                 </w:rPr>
                 <w:alias w:val="dm_area_functional_academic_school_observation_detail"/>
                 <w:tag w:val="dm_area_functional_academic_school_observation_detail"/>
@@ -9714,8 +9714,8 @@
                   <w:rPr>
                     <w:rFonts w:ascii="Arial" w:hAnsi="Arial" w:cs="Arial"/>
                     <w:color w:val="000000"/>
-                    <w:sz w:val="20"/>
-                    <w:szCs w:val="20"/>
+                    <w:sz w:val="18"/>
+                    <w:szCs w:val="18"/>
                     <w:lang w:val="es-CL" w:eastAsia="es-CL"/>
                   </w:rPr>
                   <w:t>Escriba aquí</w:t>
@@ -9767,8 +9767,8 @@
                 <w:rPr>
                   <w:rFonts w:ascii="MS Gothic" w:hAnsi="MS Gothic" w:cs="MS Gothic" w:eastAsia="MS Gothic"/>
                   <w:color w:val="000000"/>
-                  <w:sz w:val="20"/>
-                  <w:szCs w:val="20"/>
+                  <w:sz w:val="18"/>
+                  <w:szCs w:val="18"/>
                 </w:rPr>
                 <w:alias w:val="dm_area_functional_academic_instrument"/>
                 <w:tag w:val="dm_area_functional_academic_instrument"/>
@@ -9785,8 +9785,8 @@
                   <w:rPr>
                     <w:rFonts w:ascii="MS Gothic" w:hAnsi="MS Gothic" w:cs="MS Gothic" w:eastAsia="MS Gothic"/>
                     <w:color w:val="000000"/>
-                    <w:sz w:val="20"/>
-                    <w:szCs w:val="20"/>
+                    <w:sz w:val="18"/>
+                    <w:szCs w:val="18"/>
                   </w:rPr>
                   <w:t>☐</w:t>
                 </w:r>
@@ -9813,8 +9813,8 @@
                 <w:rPr>
                   <w:rFonts w:ascii="Arial" w:hAnsi="Arial" w:cs="Arial"/>
                   <w:color w:val="000000"/>
-                  <w:sz w:val="20"/>
-                  <w:szCs w:val="20"/>
+                  <w:sz w:val="18"/>
+                  <w:szCs w:val="18"/>
                 </w:rPr>
                 <w:alias w:val="dm_area_functional_academic_instrument_detail"/>
                 <w:tag w:val="dm_area_functional_academic_instrument_detail"/>
@@ -9830,8 +9830,8 @@
                   <w:rPr>
                     <w:rFonts w:ascii="Arial" w:hAnsi="Arial" w:cs="Arial"/>
                     <w:color w:val="000000"/>
-                    <w:sz w:val="20"/>
-                    <w:szCs w:val="20"/>
+                    <w:sz w:val="18"/>
+                    <w:szCs w:val="18"/>
                     <w:lang w:val="es-CL" w:eastAsia="es-CL"/>
                   </w:rPr>
                   <w:t>Escriba aquí</w:t>
@@ -10018,8 +10018,8 @@
                 <w:rFonts w:ascii="Arial" w:hAnsi="Arial" w:cs="Arial"/>
                 <w:b/>
                 <w:color w:val="000000"/>
-                <w:sz w:val="20"/>
-                <w:szCs w:val="20"/>
+                <w:sz w:val="18"/>
+                <w:szCs w:val="18"/>
               </w:rPr>
               <w:alias w:val="dm_area_functional_academic_achieved"/>
               <w:tag w:val="dm_area_functional_academic_achieved"/>
@@ -10038,16 +10038,16 @@
                     <w:rFonts w:ascii="Arial" w:hAnsi="Arial" w:cs="Arial"/>
                     <w:b/>
                     <w:color w:val="000000"/>
-                    <w:sz w:val="20"/>
-                    <w:szCs w:val="20"/>
+                    <w:sz w:val="18"/>
+                    <w:szCs w:val="18"/>
                   </w:rPr>
                 </w:pPr>
                 <w:r>
                   <w:rPr>
                     <w:rFonts w:ascii="Arial" w:hAnsi="Arial" w:cs="Arial"/>
                     <w:color w:val="000000"/>
-                    <w:sz w:val="20"/>
-                    <w:szCs w:val="20"/>
+                    <w:sz w:val="18"/>
+                    <w:szCs w:val="18"/>
                     <w:lang w:val="es-CL" w:eastAsia="es-CL"/>
                   </w:rPr>
                   <w:t>Escriba aquí</w:t>
@@ -10165,8 +10165,8 @@
             <w:rPr>
               <w:rFonts w:ascii="Arial" w:hAnsi="Arial" w:cs="Arial"/>
               <w:color w:val="000000"/>
-              <w:sz w:val="20"/>
-              <w:szCs w:val="20"/>
+              <w:sz w:val="18"/>
+              <w:szCs w:val="18"/>
             </w:rPr>
             <w:alias w:val="dm_area_functional_academic_unachieved"/>
             <w:tag w:val="dm_area_functional_academic_unachieved"/>
@@ -10194,16 +10194,16 @@
                   <w:rPr>
                     <w:rFonts w:ascii="Arial" w:hAnsi="Arial" w:cs="Arial"/>
                     <w:color w:val="000000"/>
-                    <w:sz w:val="20"/>
-                    <w:szCs w:val="20"/>
+                    <w:sz w:val="18"/>
+                    <w:szCs w:val="18"/>
                   </w:rPr>
                 </w:pPr>
                 <w:r>
                   <w:rPr>
                     <w:rFonts w:ascii="Arial" w:hAnsi="Arial" w:cs="Arial"/>
                     <w:color w:val="000000"/>
-                    <w:sz w:val="20"/>
-                    <w:szCs w:val="20"/>
+                    <w:sz w:val="18"/>
+                    <w:szCs w:val="18"/>
                     <w:lang w:val="es-CL" w:eastAsia="es-CL"/>
                   </w:rPr>
                   <w:t>Escriba aquí</w:t>
@@ -10327,8 +10327,8 @@
               <w:rPr>
                 <w:rFonts w:ascii="Arial" w:hAnsi="Arial" w:cs="Arial"/>
                 <w:color w:val="000000"/>
-                <w:sz w:val="20"/>
-                <w:szCs w:val="20"/>
+                <w:sz w:val="18"/>
+                <w:szCs w:val="18"/>
               </w:rPr>
               <w:alias w:val="dm_area_functional_academic_context_participation"/>
               <w:tag w:val="dm_area_functional_academic_context_participation"/>
@@ -10346,16 +10346,16 @@
                   <w:rPr>
                     <w:rFonts w:ascii="Arial" w:hAnsi="Arial" w:cs="Arial"/>
                     <w:color w:val="000000"/>
-                    <w:sz w:val="20"/>
-                    <w:szCs w:val="20"/>
+                    <w:sz w:val="18"/>
+                    <w:szCs w:val="18"/>
                   </w:rPr>
                 </w:pPr>
                 <w:r>
                   <w:rPr>
                     <w:rFonts w:ascii="Arial" w:hAnsi="Arial" w:cs="Arial"/>
                     <w:color w:val="000000"/>
-                    <w:sz w:val="20"/>
-                    <w:szCs w:val="20"/>
+                    <w:sz w:val="18"/>
+                    <w:szCs w:val="18"/>
                     <w:lang w:val="es-CL" w:eastAsia="es-CL"/>
                   </w:rPr>
                   <w:t>Escriba aquí</w:t>
@@ -10519,8 +10519,8 @@
                 <w:rPr>
                   <w:rFonts w:ascii="MS Gothic" w:hAnsi="MS Gothic" w:cs="MS Gothic" w:eastAsia="MS Gothic"/>
                   <w:color w:val="000000"/>
-                  <w:sz w:val="20"/>
-                  <w:szCs w:val="20"/>
+                  <w:sz w:val="18"/>
+                  <w:szCs w:val="18"/>
                 </w:rPr>
                 <w:alias w:val="dm_area_personal_social_family_interview"/>
                 <w:tag w:val="dm_area_personal_social_family_interview"/>
@@ -10537,8 +10537,8 @@
                   <w:rPr>
                     <w:rFonts w:ascii="MS Gothic" w:hAnsi="MS Gothic" w:cs="MS Gothic" w:eastAsia="MS Gothic"/>
                     <w:color w:val="000000"/>
-                    <w:sz w:val="20"/>
-                    <w:szCs w:val="20"/>
+                    <w:sz w:val="18"/>
+                    <w:szCs w:val="18"/>
                   </w:rPr>
                   <w:t>☐</w:t>
                 </w:r>
@@ -10557,8 +10557,8 @@
                 <w:rPr>
                   <w:rFonts w:ascii="MS Gothic" w:hAnsi="MS Gothic" w:cs="MS Gothic" w:eastAsia="MS Gothic"/>
                   <w:color w:val="000000"/>
-                  <w:sz w:val="20"/>
-                  <w:szCs w:val="20"/>
+                  <w:sz w:val="18"/>
+                  <w:szCs w:val="18"/>
                 </w:rPr>
                 <w:alias w:val="dm_area_personal_social_school_observation"/>
                 <w:tag w:val="dm_area_personal_social_school_observation"/>
@@ -10575,8 +10575,8 @@
                   <w:rPr>
                     <w:rFonts w:ascii="MS Gothic" w:hAnsi="MS Gothic" w:cs="MS Gothic" w:eastAsia="MS Gothic"/>
                     <w:color w:val="000000"/>
-                    <w:sz w:val="20"/>
-                    <w:szCs w:val="20"/>
+                    <w:sz w:val="18"/>
+                    <w:szCs w:val="18"/>
                   </w:rPr>
                   <w:t>☐</w:t>
                 </w:r>
@@ -10603,8 +10603,8 @@
                 <w:rPr>
                   <w:rFonts w:ascii="Arial" w:hAnsi="Arial" w:cs="Arial"/>
                   <w:color w:val="000000"/>
-                  <w:sz w:val="20"/>
-                  <w:szCs w:val="20"/>
+                  <w:sz w:val="18"/>
+                  <w:szCs w:val="18"/>
                 </w:rPr>
                 <w:alias w:val="dm_area_personal_social_school_observation_detail"/>
                 <w:tag w:val="dm_area_personal_social_school_observation_detail"/>
@@ -10620,8 +10620,8 @@
                   <w:rPr>
                     <w:rFonts w:ascii="Arial" w:hAnsi="Arial" w:cs="Arial"/>
                     <w:color w:val="000000"/>
-                    <w:sz w:val="20"/>
-                    <w:szCs w:val="20"/>
+                    <w:sz w:val="18"/>
+                    <w:szCs w:val="18"/>
                     <w:lang w:val="es-CL" w:eastAsia="es-CL"/>
                   </w:rPr>
                   <w:t>Escriba aquí</w:t>
@@ -10670,8 +10670,8 @@
                 <w:rPr>
                   <w:rFonts w:ascii="MS Gothic" w:hAnsi="MS Gothic" w:cs="MS Gothic" w:eastAsia="MS Gothic"/>
                   <w:color w:val="000000"/>
-                  <w:sz w:val="20"/>
-                  <w:szCs w:val="20"/>
+                  <w:sz w:val="18"/>
+                  <w:szCs w:val="18"/>
                 </w:rPr>
                 <w:alias w:val="dm_area_personal_social_instrument"/>
                 <w:tag w:val="dm_area_personal_social_instrument"/>
@@ -10688,8 +10688,8 @@
                   <w:rPr>
                     <w:rFonts w:ascii="MS Gothic" w:hAnsi="MS Gothic" w:cs="MS Gothic" w:eastAsia="MS Gothic"/>
                     <w:color w:val="000000"/>
-                    <w:sz w:val="20"/>
-                    <w:szCs w:val="20"/>
+                    <w:sz w:val="18"/>
+                    <w:szCs w:val="18"/>
                   </w:rPr>
                   <w:t>☐</w:t>
                 </w:r>
@@ -10716,8 +10716,8 @@
                 <w:rPr>
                   <w:rFonts w:ascii="Arial" w:hAnsi="Arial" w:cs="Arial"/>
                   <w:color w:val="000000"/>
-                  <w:sz w:val="20"/>
-                  <w:szCs w:val="20"/>
+                  <w:sz w:val="18"/>
+                  <w:szCs w:val="18"/>
                 </w:rPr>
                 <w:alias w:val="dm_area_personal_social_instrument_detail"/>
                 <w:tag w:val="dm_area_personal_social_instrument_detail"/>
@@ -10733,8 +10733,8 @@
                   <w:rPr>
                     <w:rFonts w:ascii="Arial" w:hAnsi="Arial" w:cs="Arial"/>
                     <w:color w:val="000000"/>
-                    <w:sz w:val="20"/>
-                    <w:szCs w:val="20"/>
+                    <w:sz w:val="18"/>
+                    <w:szCs w:val="18"/>
                     <w:lang w:val="es-CL" w:eastAsia="es-CL"/>
                   </w:rPr>
                   <w:t>Escriba aquí</w:t>
@@ -10793,8 +10793,8 @@
             <w:rPr>
               <w:rFonts w:ascii="Arial" w:hAnsi="Arial" w:cs="Arial"/>
               <w:color w:val="000000"/>
-              <w:sz w:val="20"/>
-              <w:szCs w:val="20"/>
+              <w:sz w:val="18"/>
+              <w:szCs w:val="18"/>
             </w:rPr>
             <w:alias w:val="dm_area_personal_social_progress"/>
             <w:tag w:val="dm_area_personal_social_progress"/>
@@ -10824,16 +10824,16 @@
                   <w:rPr>
                     <w:rFonts w:ascii="Arial" w:hAnsi="Arial" w:cs="Arial"/>
                     <w:color w:val="000000"/>
-                    <w:sz w:val="20"/>
-                    <w:szCs w:val="20"/>
+                    <w:sz w:val="18"/>
+                    <w:szCs w:val="18"/>
                   </w:rPr>
                 </w:pPr>
                 <w:r>
                   <w:rPr>
                     <w:rFonts w:ascii="Arial" w:hAnsi="Arial" w:cs="Arial"/>
                     <w:color w:val="000000"/>
-                    <w:sz w:val="20"/>
-                    <w:szCs w:val="20"/>
+                    <w:sz w:val="18"/>
+                    <w:szCs w:val="18"/>
                     <w:lang w:val="es-CL" w:eastAsia="es-CL"/>
                   </w:rPr>
                   <w:t>Escriba aquí</w:t>
@@ -10908,8 +10908,8 @@
                   <w:rFonts w:ascii="Arial" w:hAnsi="Arial" w:cs="Arial"/>
                   <w:b/>
                   <w:color w:val="000000"/>
-                  <w:sz w:val="20"/>
-                  <w:szCs w:val="20"/>
+                  <w:sz w:val="18"/>
+                  <w:szCs w:val="18"/>
                 </w:rPr>
                 <w:alias w:val="dm_area_personal_social_emphasis"/>
                 <w:tag w:val="dm_area_personal_social_emphasis"/>
@@ -10925,8 +10925,8 @@
                   <w:rPr>
                     <w:rFonts w:ascii="Arial" w:hAnsi="Arial" w:cs="Arial"/>
                     <w:color w:val="000000"/>
-                    <w:sz w:val="20"/>
-                    <w:szCs w:val="20"/>
+                    <w:sz w:val="18"/>
+                    <w:szCs w:val="18"/>
                     <w:lang w:val="es-CL" w:eastAsia="es-CL"/>
                   </w:rPr>
                   <w:t>Escriba aquí</w:t>
@@ -11078,8 +11078,8 @@
                 <w:rPr>
                   <w:rFonts w:ascii="MS Gothic" w:hAnsi="MS Gothic" w:cs="MS Gothic" w:eastAsia="MS Gothic"/>
                   <w:color w:val="000000"/>
-                  <w:sz w:val="20"/>
-                  <w:szCs w:val="20"/>
+                  <w:sz w:val="18"/>
+                  <w:szCs w:val="18"/>
                 </w:rPr>
                 <w:alias w:val="dm_area_family_context_family_interview"/>
                 <w:tag w:val="dm_area_family_context_family_interview"/>
@@ -11096,8 +11096,8 @@
                   <w:rPr>
                     <w:rFonts w:ascii="MS Gothic" w:hAnsi="MS Gothic" w:cs="MS Gothic" w:eastAsia="MS Gothic"/>
                     <w:color w:val="000000"/>
-                    <w:sz w:val="20"/>
-                    <w:szCs w:val="20"/>
+                    <w:sz w:val="18"/>
+                    <w:szCs w:val="18"/>
                   </w:rPr>
                   <w:t>☐</w:t>
                 </w:r>
@@ -11116,8 +11116,8 @@
                 <w:rPr>
                   <w:rFonts w:ascii="MS Gothic" w:hAnsi="MS Gothic" w:cs="MS Gothic" w:eastAsia="MS Gothic"/>
                   <w:color w:val="000000"/>
-                  <w:sz w:val="20"/>
-                  <w:szCs w:val="20"/>
+                  <w:sz w:val="18"/>
+                  <w:szCs w:val="18"/>
                 </w:rPr>
                 <w:alias w:val="dm_area_family_context_school_observation"/>
                 <w:tag w:val="dm_area_family_context_school_observation"/>
@@ -11134,8 +11134,8 @@
                   <w:rPr>
                     <w:rFonts w:ascii="MS Gothic" w:hAnsi="MS Gothic" w:cs="MS Gothic" w:eastAsia="MS Gothic"/>
                     <w:color w:val="000000"/>
-                    <w:sz w:val="20"/>
-                    <w:szCs w:val="20"/>
+                    <w:sz w:val="18"/>
+                    <w:szCs w:val="18"/>
                   </w:rPr>
                   <w:t>☐</w:t>
                 </w:r>
@@ -11162,8 +11162,8 @@
                 <w:rPr>
                   <w:rFonts w:ascii="Arial" w:hAnsi="Arial" w:cs="Arial"/>
                   <w:color w:val="000000"/>
-                  <w:sz w:val="20"/>
-                  <w:szCs w:val="20"/>
+                  <w:sz w:val="18"/>
+                  <w:szCs w:val="18"/>
                 </w:rPr>
                 <w:alias w:val="dm_area_family_context_school_observation_detail"/>
                 <w:tag w:val="dm_area_family_context_school_observation_detail"/>
@@ -11179,8 +11179,8 @@
                   <w:rPr>
                     <w:rFonts w:ascii="Arial" w:hAnsi="Arial" w:cs="Arial"/>
                     <w:color w:val="000000"/>
-                    <w:sz w:val="20"/>
-                    <w:szCs w:val="20"/>
+                    <w:sz w:val="18"/>
+                    <w:szCs w:val="18"/>
                     <w:lang w:val="es-CL" w:eastAsia="es-CL"/>
                   </w:rPr>
                   <w:t>Escriba aquí</w:t>
@@ -11229,8 +11229,8 @@
                 <w:rPr>
                   <w:rFonts w:ascii="MS Gothic" w:hAnsi="MS Gothic" w:cs="MS Gothic" w:eastAsia="MS Gothic"/>
                   <w:color w:val="000000"/>
-                  <w:sz w:val="20"/>
-                  <w:szCs w:val="20"/>
+                  <w:sz w:val="18"/>
+                  <w:szCs w:val="18"/>
                 </w:rPr>
                 <w:alias w:val="dm_area_family_context_instrument"/>
                 <w:tag w:val="dm_area_family_context_instrument"/>
@@ -11247,8 +11247,8 @@
                   <w:rPr>
                     <w:rFonts w:ascii="MS Gothic" w:hAnsi="MS Gothic" w:cs="MS Gothic" w:eastAsia="MS Gothic"/>
                     <w:color w:val="000000"/>
-                    <w:sz w:val="20"/>
-                    <w:szCs w:val="20"/>
+                    <w:sz w:val="18"/>
+                    <w:szCs w:val="18"/>
                   </w:rPr>
                   <w:t>☐</w:t>
                 </w:r>
@@ -11283,8 +11283,8 @@
                 <w:rPr>
                   <w:rFonts w:ascii="Arial" w:hAnsi="Arial" w:cs="Arial"/>
                   <w:color w:val="000000"/>
-                  <w:sz w:val="20"/>
-                  <w:szCs w:val="20"/>
+                  <w:sz w:val="18"/>
+                  <w:szCs w:val="18"/>
                 </w:rPr>
                 <w:alias w:val="dm_area_family_context_instrument_detail"/>
                 <w:tag w:val="dm_area_family_context_instrument_detail"/>
@@ -11300,8 +11300,8 @@
                   <w:rPr>
                     <w:rFonts w:ascii="Arial" w:hAnsi="Arial" w:cs="Arial"/>
                     <w:color w:val="000000"/>
-                    <w:sz w:val="20"/>
-                    <w:szCs w:val="20"/>
+                    <w:sz w:val="18"/>
+                    <w:szCs w:val="18"/>
                     <w:lang w:val="es-CL" w:eastAsia="es-CL"/>
                   </w:rPr>
                   <w:t>Escriba aquí</w:t>
@@ -11352,8 +11352,8 @@
               <w:rPr>
                 <w:rFonts w:ascii="Arial" w:hAnsi="Arial" w:cs="Arial"/>
                 <w:color w:val="000000"/>
-                <w:sz w:val="20"/>
-                <w:szCs w:val="20"/>
+                <w:sz w:val="18"/>
+                <w:szCs w:val="18"/>
               </w:rPr>
               <w:alias w:val="dm_area_family_context_progress"/>
               <w:tag w:val="dm_area_family_context_progress"/>
@@ -11373,16 +11373,16 @@
                   <w:rPr>
                     <w:rFonts w:ascii="Arial" w:hAnsi="Arial" w:cs="Arial"/>
                     <w:color w:val="000000"/>
-                    <w:sz w:val="20"/>
-                    <w:szCs w:val="20"/>
+                    <w:sz w:val="18"/>
+                    <w:szCs w:val="18"/>
                   </w:rPr>
                 </w:pPr>
                 <w:r>
                   <w:rPr>
                     <w:rFonts w:ascii="Arial" w:hAnsi="Arial" w:cs="Arial"/>
                     <w:color w:val="000000"/>
-                    <w:sz w:val="20"/>
-                    <w:szCs w:val="20"/>
+                    <w:sz w:val="18"/>
+                    <w:szCs w:val="18"/>
                     <w:lang w:val="es-CL" w:eastAsia="es-CL"/>
                   </w:rPr>
                   <w:t>Escriba aquí</w:t>
@@ -11454,8 +11454,8 @@
                 <w:rFonts w:ascii="Arial" w:hAnsi="Arial" w:cs="Arial"/>
                 <w:b/>
                 <w:color w:val="000000"/>
-                <w:sz w:val="20"/>
-                <w:szCs w:val="20"/>
+                <w:sz w:val="18"/>
+                <w:szCs w:val="18"/>
               </w:rPr>
               <w:alias w:val="dm_area_family_context_emphasis"/>
               <w:tag w:val="dm_area_family_context_emphasis"/>
@@ -11476,16 +11476,16 @@
                     <w:rFonts w:ascii="Arial" w:hAnsi="Arial" w:cs="Arial"/>
                     <w:b/>
                     <w:color w:val="000000"/>
-                    <w:sz w:val="20"/>
-                    <w:szCs w:val="20"/>
+                    <w:sz w:val="18"/>
+                    <w:szCs w:val="18"/>
                   </w:rPr>
                 </w:pPr>
                 <w:r>
                   <w:rPr>
                     <w:rFonts w:ascii="Arial" w:hAnsi="Arial" w:cs="Arial"/>
                     <w:color w:val="000000"/>
-                    <w:sz w:val="20"/>
-                    <w:szCs w:val="20"/>
+                    <w:sz w:val="18"/>
+                    <w:szCs w:val="18"/>
                     <w:lang w:val="es-CL" w:eastAsia="es-CL"/>
                   </w:rPr>
                   <w:t>Escriba aquí</w:t>
@@ -11610,8 +11610,8 @@
                   <w:rFonts w:ascii="Arial" w:hAnsi="Arial" w:cs="Arial"/>
                   <w:b/>
                   <w:color w:val="000000"/>
-                  <w:sz w:val="20"/>
-                  <w:szCs w:val="20"/>
+                  <w:sz w:val="18"/>
+                  <w:szCs w:val="18"/>
                 </w:rPr>
                 <w:alias w:val="identification_number"/>
                 <w:tag w:val="identification_number"/>
@@ -11627,8 +11627,8 @@
                   <w:rPr>
                     <w:rFonts w:ascii="Arial" w:hAnsi="Arial" w:cs="Arial"/>
                     <w:color w:val="000000"/>
-                    <w:sz w:val="20"/>
-                    <w:szCs w:val="20"/>
+                    <w:sz w:val="18"/>
+                    <w:szCs w:val="18"/>
                     <w:lang w:val="es-CL" w:eastAsia="es-CL"/>
                   </w:rPr>
                   <w:t>Escriba aquí</w:t>
@@ -12007,8 +12007,8 @@
             <w:rPr>
               <w:rFonts w:ascii="Arial" w:hAnsi="Arial" w:cs="Arial"/>
               <w:color w:val="000000"/>
-              <w:sz w:val="20"/>
-              <w:szCs w:val="20"/>
+              <w:sz w:val="18"/>
+              <w:szCs w:val="18"/>
             </w:rPr>
             <w:alias w:val="support_personal_effectiveness"/>
             <w:tag w:val="support_personal_effectiveness"/>
@@ -12029,16 +12029,16 @@
                   <w:rPr>
                     <w:rFonts w:ascii="Arial" w:hAnsi="Arial" w:cs="Arial"/>
                     <w:color w:val="000000"/>
-                    <w:sz w:val="20"/>
-                    <w:szCs w:val="20"/>
+                    <w:sz w:val="18"/>
+                    <w:szCs w:val="18"/>
                   </w:rPr>
                 </w:pPr>
                 <w:r>
                   <w:rPr>
                     <w:rFonts w:ascii="Arial" w:hAnsi="Arial" w:cs="Arial"/>
                     <w:color w:val="000000"/>
-                    <w:sz w:val="20"/>
-                    <w:szCs w:val="20"/>
+                    <w:sz w:val="18"/>
+                    <w:szCs w:val="18"/>
                     <w:lang w:val="es-CL" w:eastAsia="es-CL"/>
                   </w:rPr>
                   <w:t>Escriba aquí</w:t>
@@ -12052,8 +12052,8 @@
             <w:rPr>
               <w:rFonts w:ascii="MS Gothic" w:hAnsi="MS Gothic" w:cs="MS Gothic" w:eastAsia="MS Gothic"/>
               <w:color w:val="000000"/>
-              <w:sz w:val="20"/>
-              <w:szCs w:val="20"/>
+              <w:sz w:val="18"/>
+              <w:szCs w:val="18"/>
             </w:rPr>
             <w:alias w:val="support_personal_continuity__si"/>
             <w:tag w:val="support_personal_continuity__si"/>
@@ -12079,8 +12079,8 @@
                   <w:rPr>
                     <w:rFonts w:ascii="MS Gothic" w:hAnsi="MS Gothic" w:cs="MS Gothic" w:eastAsia="MS Gothic"/>
                     <w:color w:val="000000"/>
-                    <w:sz w:val="20"/>
-                    <w:szCs w:val="20"/>
+                    <w:sz w:val="18"/>
+                    <w:szCs w:val="18"/>
                   </w:rPr>
                   <w:t>☐</w:t>
                 </w:r>
@@ -12093,8 +12093,8 @@
             <w:rPr>
               <w:rFonts w:ascii="MS Gothic" w:hAnsi="MS Gothic" w:cs="MS Gothic" w:eastAsia="MS Gothic"/>
               <w:color w:val="000000"/>
-              <w:sz w:val="20"/>
-              <w:szCs w:val="20"/>
+              <w:sz w:val="18"/>
+              <w:szCs w:val="18"/>
             </w:rPr>
             <w:alias w:val="support_personal_continuity__no"/>
             <w:tag w:val="support_personal_continuity__no"/>
@@ -12120,8 +12120,8 @@
                   <w:rPr>
                     <w:rFonts w:ascii="MS Gothic" w:hAnsi="MS Gothic" w:cs="MS Gothic" w:eastAsia="MS Gothic"/>
                     <w:color w:val="000000"/>
-                    <w:sz w:val="20"/>
-                    <w:szCs w:val="20"/>
+                    <w:sz w:val="18"/>
+                    <w:szCs w:val="18"/>
                   </w:rPr>
                   <w:t>☐</w:t>
                 </w:r>
@@ -12134,8 +12134,8 @@
             <w:rPr>
               <w:rFonts w:ascii="Arial" w:hAnsi="Arial" w:cs="Arial"/>
               <w:color w:val="000000"/>
-              <w:sz w:val="20"/>
-              <w:szCs w:val="20"/>
+              <w:sz w:val="18"/>
+              <w:szCs w:val="18"/>
             </w:rPr>
             <w:alias w:val="support_personal_observations"/>
             <w:tag w:val="support_personal_observations"/>
@@ -12157,16 +12157,16 @@
                   <w:rPr>
                     <w:rFonts w:ascii="Arial" w:hAnsi="Arial" w:cs="Arial"/>
                     <w:color w:val="000000"/>
-                    <w:sz w:val="20"/>
-                    <w:szCs w:val="20"/>
+                    <w:sz w:val="18"/>
+                    <w:szCs w:val="18"/>
                   </w:rPr>
                 </w:pPr>
                 <w:r>
                   <w:rPr>
                     <w:rFonts w:ascii="Arial" w:hAnsi="Arial" w:cs="Arial"/>
                     <w:color w:val="000000"/>
-                    <w:sz w:val="20"/>
-                    <w:szCs w:val="20"/>
+                    <w:sz w:val="18"/>
+                    <w:szCs w:val="18"/>
                     <w:lang w:val="es-CL" w:eastAsia="es-CL"/>
                   </w:rPr>
                   <w:t>Escriba aquí</w:t>
@@ -12212,8 +12212,8 @@
             <w:rPr>
               <w:rFonts w:ascii="Arial" w:hAnsi="Arial" w:cs="Arial"/>
               <w:color w:val="000000"/>
-              <w:sz w:val="20"/>
-              <w:szCs w:val="20"/>
+              <w:sz w:val="18"/>
+              <w:szCs w:val="18"/>
             </w:rPr>
             <w:alias w:val="support_curricular_effectiveness"/>
             <w:tag w:val="support_curricular_effectiveness"/>
@@ -12234,16 +12234,16 @@
                   <w:rPr>
                     <w:rFonts w:ascii="Arial" w:hAnsi="Arial" w:cs="Arial"/>
                     <w:color w:val="000000"/>
-                    <w:sz w:val="20"/>
-                    <w:szCs w:val="20"/>
+                    <w:sz w:val="18"/>
+                    <w:szCs w:val="18"/>
                   </w:rPr>
                 </w:pPr>
                 <w:r>
                   <w:rPr>
                     <w:rFonts w:ascii="Arial" w:hAnsi="Arial" w:cs="Arial"/>
                     <w:color w:val="000000"/>
-                    <w:sz w:val="20"/>
-                    <w:szCs w:val="20"/>
+                    <w:sz w:val="18"/>
+                    <w:szCs w:val="18"/>
                     <w:lang w:val="es-CL" w:eastAsia="es-CL"/>
                   </w:rPr>
                   <w:t>Escriba aquí</w:t>
@@ -12257,8 +12257,8 @@
             <w:rPr>
               <w:rFonts w:ascii="MS Gothic" w:hAnsi="MS Gothic" w:cs="MS Gothic" w:eastAsia="MS Gothic"/>
               <w:color w:val="000000"/>
-              <w:sz w:val="20"/>
-              <w:szCs w:val="20"/>
+              <w:sz w:val="18"/>
+              <w:szCs w:val="18"/>
             </w:rPr>
             <w:alias w:val="support_curricular_continuity__si"/>
             <w:tag w:val="support_curricular_continuity__si"/>
@@ -12284,8 +12284,8 @@
                   <w:rPr>
                     <w:rFonts w:ascii="MS Gothic" w:hAnsi="MS Gothic" w:cs="MS Gothic" w:eastAsia="MS Gothic"/>
                     <w:color w:val="000000"/>
-                    <w:sz w:val="20"/>
-                    <w:szCs w:val="20"/>
+                    <w:sz w:val="18"/>
+                    <w:szCs w:val="18"/>
                   </w:rPr>
                   <w:t>☐</w:t>
                 </w:r>
@@ -12298,8 +12298,8 @@
             <w:rPr>
               <w:rFonts w:ascii="MS Gothic" w:hAnsi="MS Gothic" w:cs="MS Gothic" w:eastAsia="MS Gothic"/>
               <w:color w:val="000000"/>
-              <w:sz w:val="20"/>
-              <w:szCs w:val="20"/>
+              <w:sz w:val="18"/>
+              <w:szCs w:val="18"/>
             </w:rPr>
             <w:alias w:val="support_curricular_continuity__no"/>
             <w:tag w:val="support_curricular_continuity__no"/>
@@ -12325,8 +12325,8 @@
                   <w:rPr>
                     <w:rFonts w:ascii="MS Gothic" w:hAnsi="MS Gothic" w:cs="MS Gothic" w:eastAsia="MS Gothic"/>
                     <w:color w:val="000000"/>
-                    <w:sz w:val="20"/>
-                    <w:szCs w:val="20"/>
+                    <w:sz w:val="18"/>
+                    <w:szCs w:val="18"/>
                   </w:rPr>
                   <w:t>☐</w:t>
                 </w:r>
@@ -12339,8 +12339,8 @@
             <w:rPr>
               <w:rFonts w:ascii="Arial" w:hAnsi="Arial" w:cs="Arial"/>
               <w:color w:val="000000"/>
-              <w:sz w:val="20"/>
-              <w:szCs w:val="20"/>
+              <w:sz w:val="18"/>
+              <w:szCs w:val="18"/>
             </w:rPr>
             <w:alias w:val="support_curricular_observations"/>
             <w:tag w:val="support_curricular_observations"/>
@@ -12362,16 +12362,16 @@
                   <w:rPr>
                     <w:rFonts w:ascii="Arial" w:hAnsi="Arial" w:cs="Arial"/>
                     <w:color w:val="000000"/>
-                    <w:sz w:val="20"/>
-                    <w:szCs w:val="20"/>
+                    <w:sz w:val="18"/>
+                    <w:szCs w:val="18"/>
                   </w:rPr>
                 </w:pPr>
                 <w:r>
                   <w:rPr>
                     <w:rFonts w:ascii="Arial" w:hAnsi="Arial" w:cs="Arial"/>
                     <w:color w:val="000000"/>
-                    <w:sz w:val="20"/>
-                    <w:szCs w:val="20"/>
+                    <w:sz w:val="18"/>
+                    <w:szCs w:val="18"/>
                     <w:lang w:val="es-CL" w:eastAsia="es-CL"/>
                   </w:rPr>
                   <w:t>Escriba aquí</w:t>
@@ -12418,8 +12418,8 @@
               <w:rFonts w:ascii="Arial" w:hAnsi="Arial" w:cs="Arial"/>
               <w:bCs/>
               <w:color w:val="000000"/>
-              <w:sz w:val="20"/>
-              <w:szCs w:val="20"/>
+              <w:sz w:val="18"/>
+              <w:szCs w:val="18"/>
             </w:rPr>
             <w:alias w:val="support_materials_effectiveness"/>
             <w:tag w:val="support_materials_effectiveness"/>
@@ -12441,16 +12441,16 @@
                     <w:rFonts w:ascii="Arial" w:hAnsi="Arial" w:cs="Arial"/>
                     <w:bCs/>
                     <w:color w:val="000000"/>
-                    <w:sz w:val="20"/>
-                    <w:szCs w:val="20"/>
+                    <w:sz w:val="18"/>
+                    <w:szCs w:val="18"/>
                   </w:rPr>
                 </w:pPr>
                 <w:r>
                   <w:rPr>
                     <w:rFonts w:ascii="Arial" w:hAnsi="Arial" w:cs="Arial"/>
                     <w:color w:val="000000"/>
-                    <w:sz w:val="20"/>
-                    <w:szCs w:val="20"/>
+                    <w:sz w:val="18"/>
+                    <w:szCs w:val="18"/>
                     <w:lang w:val="es-CL" w:eastAsia="es-CL"/>
                   </w:rPr>
                   <w:t>Escriba aquí</w:t>
@@ -12464,8 +12464,8 @@
             <w:rPr>
               <w:rFonts w:ascii="MS Gothic" w:hAnsi="MS Gothic" w:cs="MS Gothic" w:eastAsia="MS Gothic"/>
               <w:color w:val="000000"/>
-              <w:sz w:val="20"/>
-              <w:szCs w:val="20"/>
+              <w:sz w:val="18"/>
+              <w:szCs w:val="18"/>
             </w:rPr>
             <w:alias w:val="support_materials_continuity__si"/>
             <w:tag w:val="support_materials_continuity__si"/>
@@ -12491,8 +12491,8 @@
                   <w:rPr>
                     <w:rFonts w:ascii="MS Gothic" w:hAnsi="MS Gothic" w:cs="MS Gothic" w:eastAsia="MS Gothic"/>
                     <w:color w:val="000000"/>
-                    <w:sz w:val="20"/>
-                    <w:szCs w:val="20"/>
+                    <w:sz w:val="18"/>
+                    <w:szCs w:val="18"/>
                   </w:rPr>
                   <w:t>☐</w:t>
                 </w:r>
@@ -12505,8 +12505,8 @@
             <w:rPr>
               <w:rFonts w:ascii="MS Gothic" w:hAnsi="MS Gothic" w:cs="MS Gothic" w:eastAsia="MS Gothic"/>
               <w:color w:val="000000"/>
-              <w:sz w:val="20"/>
-              <w:szCs w:val="20"/>
+              <w:sz w:val="18"/>
+              <w:szCs w:val="18"/>
             </w:rPr>
             <w:alias w:val="support_materials_continuity__no"/>
             <w:tag w:val="support_materials_continuity__no"/>
@@ -12532,8 +12532,8 @@
                   <w:rPr>
                     <w:rFonts w:ascii="MS Gothic" w:hAnsi="MS Gothic" w:cs="MS Gothic" w:eastAsia="MS Gothic"/>
                     <w:color w:val="000000"/>
-                    <w:sz w:val="20"/>
-                    <w:szCs w:val="20"/>
+                    <w:sz w:val="18"/>
+                    <w:szCs w:val="18"/>
                   </w:rPr>
                   <w:t>☐</w:t>
                 </w:r>
@@ -12546,8 +12546,8 @@
             <w:rPr>
               <w:rFonts w:ascii="Arial" w:hAnsi="Arial" w:cs="Arial"/>
               <w:color w:val="000000"/>
-              <w:sz w:val="20"/>
-              <w:szCs w:val="20"/>
+              <w:sz w:val="18"/>
+              <w:szCs w:val="18"/>
             </w:rPr>
             <w:alias w:val="support_materials_observations"/>
             <w:tag w:val="support_materials_observations"/>
@@ -12569,16 +12569,16 @@
                   <w:rPr>
                     <w:rFonts w:ascii="Arial" w:hAnsi="Arial" w:cs="Arial"/>
                     <w:color w:val="000000"/>
-                    <w:sz w:val="20"/>
-                    <w:szCs w:val="20"/>
+                    <w:sz w:val="18"/>
+                    <w:szCs w:val="18"/>
                   </w:rPr>
                 </w:pPr>
                 <w:r>
                   <w:rPr>
                     <w:rFonts w:ascii="Arial" w:hAnsi="Arial" w:cs="Arial"/>
                     <w:color w:val="000000"/>
-                    <w:sz w:val="20"/>
-                    <w:szCs w:val="20"/>
+                    <w:sz w:val="18"/>
+                    <w:szCs w:val="18"/>
                     <w:lang w:val="es-CL" w:eastAsia="es-CL"/>
                   </w:rPr>
                   <w:t>Escriba aquí</w:t>
@@ -12624,8 +12624,8 @@
             <w:rPr>
               <w:rFonts w:ascii="Arial" w:hAnsi="Arial" w:cs="Arial"/>
               <w:color w:val="000000"/>
-              <w:sz w:val="20"/>
-              <w:szCs w:val="20"/>
+              <w:sz w:val="18"/>
+              <w:szCs w:val="18"/>
             </w:rPr>
             <w:alias w:val="support_organizational_effectiveness"/>
             <w:tag w:val="support_organizational_effectiveness"/>
@@ -12646,16 +12646,16 @@
                   <w:rPr>
                     <w:rFonts w:ascii="Arial" w:hAnsi="Arial" w:cs="Arial"/>
                     <w:color w:val="000000"/>
-                    <w:sz w:val="20"/>
-                    <w:szCs w:val="20"/>
+                    <w:sz w:val="18"/>
+                    <w:szCs w:val="18"/>
                   </w:rPr>
                 </w:pPr>
                 <w:r>
                   <w:rPr>
                     <w:rFonts w:ascii="Arial" w:hAnsi="Arial" w:cs="Arial"/>
                     <w:color w:val="000000"/>
-                    <w:sz w:val="20"/>
-                    <w:szCs w:val="20"/>
+                    <w:sz w:val="18"/>
+                    <w:szCs w:val="18"/>
                     <w:lang w:val="es-CL" w:eastAsia="es-CL"/>
                   </w:rPr>
                   <w:t>Escriba aquí</w:t>
@@ -12669,8 +12669,8 @@
             <w:rPr>
               <w:rFonts w:ascii="MS Gothic" w:hAnsi="MS Gothic" w:cs="MS Gothic" w:eastAsia="MS Gothic"/>
               <w:color w:val="000000"/>
-              <w:sz w:val="20"/>
-              <w:szCs w:val="20"/>
+              <w:sz w:val="18"/>
+              <w:szCs w:val="18"/>
             </w:rPr>
             <w:alias w:val="support_organizational_continuity__si"/>
             <w:tag w:val="support_organizational_continuity__si"/>
@@ -12696,8 +12696,8 @@
                   <w:rPr>
                     <w:rFonts w:ascii="MS Gothic" w:hAnsi="MS Gothic" w:cs="MS Gothic" w:eastAsia="MS Gothic"/>
                     <w:color w:val="000000"/>
-                    <w:sz w:val="20"/>
-                    <w:szCs w:val="20"/>
+                    <w:sz w:val="18"/>
+                    <w:szCs w:val="18"/>
                   </w:rPr>
                   <w:t>☐</w:t>
                 </w:r>
@@ -12710,8 +12710,8 @@
             <w:rPr>
               <w:rFonts w:ascii="MS Gothic" w:hAnsi="MS Gothic" w:cs="MS Gothic" w:eastAsia="MS Gothic"/>
               <w:color w:val="000000"/>
-              <w:sz w:val="20"/>
-              <w:szCs w:val="20"/>
+              <w:sz w:val="18"/>
+              <w:szCs w:val="18"/>
             </w:rPr>
             <w:alias w:val="support_organizational_continuity__no"/>
             <w:tag w:val="support_organizational_continuity__no"/>
@@ -12737,8 +12737,8 @@
                   <w:rPr>
                     <w:rFonts w:ascii="MS Gothic" w:hAnsi="MS Gothic" w:cs="MS Gothic" w:eastAsia="MS Gothic"/>
                     <w:color w:val="000000"/>
-                    <w:sz w:val="20"/>
-                    <w:szCs w:val="20"/>
+                    <w:sz w:val="18"/>
+                    <w:szCs w:val="18"/>
                   </w:rPr>
                   <w:t>☐</w:t>
                 </w:r>
@@ -12751,8 +12751,8 @@
             <w:rPr>
               <w:rFonts w:ascii="Arial" w:hAnsi="Arial" w:cs="Arial"/>
               <w:color w:val="000000"/>
-              <w:sz w:val="20"/>
-              <w:szCs w:val="20"/>
+              <w:sz w:val="18"/>
+              <w:szCs w:val="18"/>
             </w:rPr>
             <w:alias w:val="support_organizational_observations"/>
             <w:tag w:val="support_organizational_observations"/>
@@ -12774,16 +12774,16 @@
                   <w:rPr>
                     <w:rFonts w:ascii="Arial" w:hAnsi="Arial" w:cs="Arial"/>
                     <w:color w:val="000000"/>
-                    <w:sz w:val="20"/>
-                    <w:szCs w:val="20"/>
+                    <w:sz w:val="18"/>
+                    <w:szCs w:val="18"/>
                   </w:rPr>
                 </w:pPr>
                 <w:r>
                   <w:rPr>
                     <w:rFonts w:ascii="Arial" w:hAnsi="Arial" w:cs="Arial"/>
                     <w:color w:val="000000"/>
-                    <w:sz w:val="20"/>
-                    <w:szCs w:val="20"/>
+                    <w:sz w:val="18"/>
+                    <w:szCs w:val="18"/>
                     <w:lang w:val="es-CL" w:eastAsia="es-CL"/>
                   </w:rPr>
                   <w:t>Escriba aquí</w:t>
@@ -12829,8 +12829,8 @@
             <w:rPr>
               <w:rFonts w:ascii="Arial" w:hAnsi="Arial" w:cs="Arial"/>
               <w:color w:val="000000"/>
-              <w:sz w:val="20"/>
-              <w:szCs w:val="20"/>
+              <w:sz w:val="18"/>
+              <w:szCs w:val="18"/>
             </w:rPr>
             <w:alias w:val="support_family_effectiveness"/>
             <w:tag w:val="support_family_effectiveness"/>
@@ -12851,16 +12851,16 @@
                   <w:rPr>
                     <w:rFonts w:ascii="Arial" w:hAnsi="Arial" w:cs="Arial"/>
                     <w:color w:val="000000"/>
-                    <w:sz w:val="20"/>
-                    <w:szCs w:val="20"/>
+                    <w:sz w:val="18"/>
+                    <w:szCs w:val="18"/>
                   </w:rPr>
                 </w:pPr>
                 <w:r>
                   <w:rPr>
                     <w:rFonts w:ascii="Arial" w:hAnsi="Arial" w:cs="Arial"/>
                     <w:color w:val="000000"/>
-                    <w:sz w:val="20"/>
-                    <w:szCs w:val="20"/>
+                    <w:sz w:val="18"/>
+                    <w:szCs w:val="18"/>
                     <w:lang w:val="es-CL" w:eastAsia="es-CL"/>
                   </w:rPr>
                   <w:t>Escriba aquí</w:t>
@@ -12874,8 +12874,8 @@
             <w:rPr>
               <w:rFonts w:ascii="MS Gothic" w:hAnsi="MS Gothic" w:cs="MS Gothic" w:eastAsia="MS Gothic"/>
               <w:color w:val="000000"/>
-              <w:sz w:val="20"/>
-              <w:szCs w:val="20"/>
+              <w:sz w:val="18"/>
+              <w:szCs w:val="18"/>
             </w:rPr>
             <w:alias w:val="support_family_continuity__si"/>
             <w:tag w:val="support_family_continuity__si"/>
@@ -12901,8 +12901,8 @@
                   <w:rPr>
                     <w:rFonts w:ascii="MS Gothic" w:hAnsi="MS Gothic" w:cs="MS Gothic" w:eastAsia="MS Gothic"/>
                     <w:color w:val="000000"/>
-                    <w:sz w:val="20"/>
-                    <w:szCs w:val="20"/>
+                    <w:sz w:val="18"/>
+                    <w:szCs w:val="18"/>
                   </w:rPr>
                   <w:t>☐</w:t>
                 </w:r>
@@ -12915,8 +12915,8 @@
             <w:rPr>
               <w:rFonts w:ascii="MS Gothic" w:hAnsi="MS Gothic" w:cs="MS Gothic" w:eastAsia="MS Gothic"/>
               <w:color w:val="000000"/>
-              <w:sz w:val="20"/>
-              <w:szCs w:val="20"/>
+              <w:sz w:val="18"/>
+              <w:szCs w:val="18"/>
             </w:rPr>
             <w:alias w:val="support_family_continuity__no"/>
             <w:tag w:val="support_family_continuity__no"/>
@@ -12942,8 +12942,8 @@
                   <w:rPr>
                     <w:rFonts w:ascii="MS Gothic" w:hAnsi="MS Gothic" w:cs="MS Gothic" w:eastAsia="MS Gothic"/>
                     <w:color w:val="000000"/>
-                    <w:sz w:val="20"/>
-                    <w:szCs w:val="20"/>
+                    <w:sz w:val="18"/>
+                    <w:szCs w:val="18"/>
                   </w:rPr>
                   <w:t>☐</w:t>
                 </w:r>
@@ -12956,8 +12956,8 @@
             <w:rPr>
               <w:rFonts w:ascii="Arial" w:hAnsi="Arial" w:cs="Arial"/>
               <w:color w:val="000000"/>
-              <w:sz w:val="20"/>
-              <w:szCs w:val="20"/>
+              <w:sz w:val="18"/>
+              <w:szCs w:val="18"/>
             </w:rPr>
             <w:alias w:val="support_family_observations"/>
             <w:tag w:val="support_family_observations"/>
@@ -12979,16 +12979,16 @@
                   <w:rPr>
                     <w:rFonts w:ascii="Arial" w:hAnsi="Arial" w:cs="Arial"/>
                     <w:color w:val="000000"/>
-                    <w:sz w:val="20"/>
-                    <w:szCs w:val="20"/>
+                    <w:sz w:val="18"/>
+                    <w:szCs w:val="18"/>
                   </w:rPr>
                 </w:pPr>
                 <w:r>
                   <w:rPr>
                     <w:rFonts w:ascii="Arial" w:hAnsi="Arial" w:cs="Arial"/>
                     <w:color w:val="000000"/>
-                    <w:sz w:val="20"/>
-                    <w:szCs w:val="20"/>
+                    <w:sz w:val="18"/>
+                    <w:szCs w:val="18"/>
                     <w:lang w:val="es-CL" w:eastAsia="es-CL"/>
                   </w:rPr>
                   <w:t>Escriba aquí</w:t>
@@ -13065,8 +13065,8 @@
             <w:rPr>
               <w:rFonts w:ascii="Arial" w:hAnsi="Arial" w:cs="Arial"/>
               <w:color w:val="000000"/>
-              <w:sz w:val="20"/>
-              <w:szCs w:val="20"/>
+              <w:sz w:val="18"/>
+              <w:szCs w:val="18"/>
             </w:rPr>
             <w:alias w:val="support_other_effectiveness"/>
             <w:tag w:val="support_other_effectiveness"/>
@@ -13087,16 +13087,16 @@
                   <w:rPr>
                     <w:rFonts w:ascii="Arial" w:hAnsi="Arial" w:cs="Arial"/>
                     <w:color w:val="000000"/>
-                    <w:sz w:val="20"/>
-                    <w:szCs w:val="20"/>
+                    <w:sz w:val="18"/>
+                    <w:szCs w:val="18"/>
                   </w:rPr>
                 </w:pPr>
                 <w:r>
                   <w:rPr>
                     <w:rFonts w:ascii="Arial" w:hAnsi="Arial" w:cs="Arial"/>
                     <w:color w:val="000000"/>
-                    <w:sz w:val="20"/>
-                    <w:szCs w:val="20"/>
+                    <w:sz w:val="18"/>
+                    <w:szCs w:val="18"/>
                     <w:lang w:val="es-CL" w:eastAsia="es-CL"/>
                   </w:rPr>
                   <w:t>Escriba aquí</w:t>
@@ -13110,8 +13110,8 @@
             <w:rPr>
               <w:rFonts w:ascii="MS Gothic" w:hAnsi="MS Gothic" w:cs="MS Gothic" w:eastAsia="MS Gothic"/>
               <w:color w:val="000000"/>
-              <w:sz w:val="20"/>
-              <w:szCs w:val="20"/>
+              <w:sz w:val="18"/>
+              <w:szCs w:val="18"/>
             </w:rPr>
             <w:alias w:val="support_other_continuity__si"/>
             <w:tag w:val="support_other_continuity__si"/>
@@ -13137,8 +13137,8 @@
                   <w:rPr>
                     <w:rFonts w:ascii="MS Gothic" w:hAnsi="MS Gothic" w:cs="MS Gothic" w:eastAsia="MS Gothic"/>
                     <w:color w:val="000000"/>
-                    <w:sz w:val="20"/>
-                    <w:szCs w:val="20"/>
+                    <w:sz w:val="18"/>
+                    <w:szCs w:val="18"/>
                   </w:rPr>
                   <w:t>☐</w:t>
                 </w:r>
@@ -13151,8 +13151,8 @@
             <w:rPr>
               <w:rFonts w:ascii="MS Gothic" w:hAnsi="MS Gothic" w:cs="MS Gothic" w:eastAsia="MS Gothic"/>
               <w:color w:val="000000"/>
-              <w:sz w:val="20"/>
-              <w:szCs w:val="20"/>
+              <w:sz w:val="18"/>
+              <w:szCs w:val="18"/>
             </w:rPr>
             <w:alias w:val="support_other_continuity__no"/>
             <w:tag w:val="support_other_continuity__no"/>
@@ -13178,8 +13178,8 @@
                   <w:rPr>
                     <w:rFonts w:ascii="MS Gothic" w:hAnsi="MS Gothic" w:cs="MS Gothic" w:eastAsia="MS Gothic"/>
                     <w:color w:val="000000"/>
-                    <w:sz w:val="20"/>
-                    <w:szCs w:val="20"/>
+                    <w:sz w:val="18"/>
+                    <w:szCs w:val="18"/>
                   </w:rPr>
                   <w:t>☐</w:t>
                 </w:r>
@@ -13192,8 +13192,8 @@
             <w:rPr>
               <w:rFonts w:ascii="Arial" w:hAnsi="Arial" w:cs="Arial"/>
               <w:color w:val="000000"/>
-              <w:sz w:val="20"/>
-              <w:szCs w:val="20"/>
+              <w:sz w:val="18"/>
+              <w:szCs w:val="18"/>
             </w:rPr>
             <w:alias w:val="support_other_observations"/>
             <w:tag w:val="support_other_observations"/>
@@ -13215,16 +13215,16 @@
                   <w:rPr>
                     <w:rFonts w:ascii="Arial" w:hAnsi="Arial" w:cs="Arial"/>
                     <w:color w:val="000000"/>
-                    <w:sz w:val="20"/>
-                    <w:szCs w:val="20"/>
+                    <w:sz w:val="18"/>
+                    <w:szCs w:val="18"/>
                   </w:rPr>
                 </w:pPr>
                 <w:r>
                   <w:rPr>
                     <w:rFonts w:ascii="Arial" w:hAnsi="Arial" w:cs="Arial"/>
                     <w:color w:val="000000"/>
-                    <w:sz w:val="20"/>
-                    <w:szCs w:val="20"/>
+                    <w:sz w:val="18"/>
+                    <w:szCs w:val="18"/>
                     <w:lang w:val="es-CL" w:eastAsia="es-CL"/>
                   </w:rPr>
                   <w:t>Escriba aquí</w:t>
@@ -13497,8 +13497,8 @@
               <w:rFonts w:ascii="Arial" w:hAnsi="Arial" w:cs="Arial"/>
               <w:i/>
               <w:color w:val="000000"/>
-              <w:sz w:val="20"/>
-              <w:szCs w:val="20"/>
+              <w:sz w:val="18"/>
+              <w:szCs w:val="18"/>
             </w:rPr>
             <w:alias w:val="support_work_strategies"/>
             <w:tag w:val="support_work_strategies"/>
@@ -13520,16 +13520,16 @@
                     <w:rFonts w:ascii="Arial" w:hAnsi="Arial" w:cs="Arial"/>
                     <w:i/>
                     <w:color w:val="000000"/>
-                    <w:sz w:val="20"/>
-                    <w:szCs w:val="20"/>
+                    <w:sz w:val="18"/>
+                    <w:szCs w:val="18"/>
                   </w:rPr>
                 </w:pPr>
                 <w:r>
                   <w:rPr>
                     <w:rFonts w:ascii="Arial" w:hAnsi="Arial" w:cs="Arial"/>
                     <w:color w:val="000000"/>
-                    <w:sz w:val="20"/>
-                    <w:szCs w:val="20"/>
+                    <w:sz w:val="18"/>
+                    <w:szCs w:val="18"/>
                     <w:lang w:val="es-CL" w:eastAsia="es-CL"/>
                   </w:rPr>
                   <w:t>Escriba aquí</w:t>
@@ -13544,8 +13544,8 @@
               <w:rFonts w:ascii="Arial" w:hAnsi="Arial" w:cs="Arial"/>
               <w:i/>
               <w:color w:val="000000"/>
-              <w:sz w:val="20"/>
-              <w:szCs w:val="20"/>
+              <w:sz w:val="18"/>
+              <w:szCs w:val="18"/>
             </w:rPr>
             <w:alias w:val="support_family_strategies_effectiveness"/>
             <w:tag w:val="support_family_strategies_effectiveness"/>
@@ -13567,16 +13567,16 @@
                     <w:rFonts w:ascii="Arial" w:hAnsi="Arial" w:cs="Arial"/>
                     <w:i/>
                     <w:color w:val="000000"/>
-                    <w:sz w:val="20"/>
-                    <w:szCs w:val="20"/>
+                    <w:sz w:val="18"/>
+                    <w:szCs w:val="18"/>
                   </w:rPr>
                 </w:pPr>
                 <w:r>
                   <w:rPr>
                     <w:rFonts w:ascii="Arial" w:hAnsi="Arial" w:cs="Arial"/>
                     <w:color w:val="000000"/>
-                    <w:sz w:val="20"/>
-                    <w:szCs w:val="20"/>
+                    <w:sz w:val="18"/>
+                    <w:szCs w:val="18"/>
                     <w:lang w:val="es-CL" w:eastAsia="es-CL"/>
                   </w:rPr>
                   <w:t>Escriba aquí</w:t>
@@ -13703,8 +13703,8 @@
             <w:rPr>
               <w:rFonts w:ascii="Arial" w:hAnsi="Arial" w:cs="Arial"/>
               <w:color w:val="000000"/>
-              <w:sz w:val="20"/>
-              <w:szCs w:val="20"/>
+              <w:sz w:val="18"/>
+              <w:szCs w:val="18"/>
             </w:rPr>
             <w:alias w:val="support_new_needs_required"/>
             <w:tag w:val="support_new_needs_required"/>
@@ -13726,16 +13726,16 @@
                   <w:rPr>
                     <w:rFonts w:ascii="Arial" w:hAnsi="Arial" w:cs="Arial"/>
                     <w:color w:val="000000"/>
-                    <w:sz w:val="20"/>
-                    <w:szCs w:val="20"/>
+                    <w:sz w:val="18"/>
+                    <w:szCs w:val="18"/>
                   </w:rPr>
                 </w:pPr>
                 <w:r>
                   <w:rPr>
                     <w:rFonts w:ascii="Arial" w:hAnsi="Arial" w:cs="Arial"/>
                     <w:color w:val="000000"/>
-                    <w:sz w:val="20"/>
-                    <w:szCs w:val="20"/>
+                    <w:sz w:val="18"/>
+                    <w:szCs w:val="18"/>
                     <w:lang w:val="es-CL" w:eastAsia="es-CL"/>
                   </w:rPr>
                   <w:t>Escriba aquí</w:t>
@@ -13813,8 +13813,8 @@
             <w:rPr>
               <w:rFonts w:ascii="Arial" w:hAnsi="Arial" w:cs="Arial"/>
               <w:color w:val="000000"/>
-              <w:sz w:val="20"/>
-              <w:szCs w:val="20"/>
+              <w:sz w:val="18"/>
+              <w:szCs w:val="18"/>
             </w:rPr>
             <w:alias w:val="support_next_period_comments"/>
             <w:tag w:val="support_next_period_comments"/>
@@ -13837,16 +13837,16 @@
                   <w:rPr>
                     <w:rFonts w:ascii="Arial" w:hAnsi="Arial" w:cs="Arial"/>
                     <w:color w:val="000000"/>
-                    <w:sz w:val="20"/>
-                    <w:szCs w:val="20"/>
+                    <w:sz w:val="18"/>
+                    <w:szCs w:val="18"/>
                   </w:rPr>
                 </w:pPr>
                 <w:r>
                   <w:rPr>
                     <w:rFonts w:ascii="Arial" w:hAnsi="Arial" w:cs="Arial"/>
                     <w:color w:val="000000"/>
-                    <w:sz w:val="20"/>
-                    <w:szCs w:val="20"/>
+                    <w:sz w:val="18"/>
+                    <w:szCs w:val="18"/>
                     <w:lang w:val="es-CL" w:eastAsia="es-CL"/>
                   </w:rPr>
                   <w:t>Escriba aquí</w:t>

--- a/files/original_student_files/fur9_dmu_formulario.docx
+++ b/files/original_student_files/fur9_dmu_formulario.docx
@@ -1899,7 +1899,7 @@
       </w:tr>
       <w:tr>
         <w:trPr>
-          <w:trHeight w:hRule="atLeast" w:val="227"/>
+          <w:trHeight w:hRule="exact" w:val="227"/>
           <w:jc w:val="center"/>
         </w:trPr>
         <w:tc>
@@ -2175,7 +2175,7 @@
       </w:tr>
       <w:tr>
         <w:trPr>
-          <w:trHeight w:hRule="atLeast" w:val="227"/>
+          <w:trHeight w:hRule="exact" w:val="227"/>
           <w:jc w:val="center"/>
         </w:trPr>
         <w:tc>
@@ -2429,7 +2429,7 @@
       </w:tr>
       <w:tr>
         <w:trPr>
-          <w:trHeight w:hRule="atLeast" w:val="227"/>
+          <w:trHeight w:hRule="exact" w:val="227"/>
           <w:jc w:val="center"/>
         </w:trPr>
         <w:tc>
@@ -3873,7 +3873,7 @@
       </w:tblGrid>
       <w:tr>
         <w:trPr>
-          <w:trHeight w:hRule="atLeast" w:val="307"/>
+          <w:trHeight w:hRule="exact" w:val="307"/>
           <w:jc w:val="center"/>
         </w:trPr>
         <w:tc>
@@ -3947,7 +3947,7 @@
       </w:tr>
       <w:tr>
         <w:trPr>
-          <w:trHeight w:hRule="atLeast" w:val="566"/>
+          <w:trHeight w:hRule="exact" w:val="566"/>
           <w:jc w:val="center"/>
         </w:trPr>
         <w:tc>
@@ -4954,7 +4954,7 @@
       </w:tr>
       <w:tr>
         <w:trPr>
-          <w:trHeight w:hRule="atLeast" w:val="270"/>
+          <w:trHeight w:hRule="exact" w:val="270"/>
           <w:jc w:val="center"/>
         </w:trPr>
         <w:tc>
@@ -5176,7 +5176,7 @@
       </w:tblGrid>
       <w:tr>
         <w:trPr>
-          <w:trHeight w:hRule="atLeast" w:val="256"/>
+          <w:trHeight w:hRule="exact" w:val="256"/>
           <w:jc w:val="center"/>
         </w:trPr>
         <w:tc>
@@ -10063,7 +10063,7 @@
         </w:tblPrEx>
         <w:trPr>
           <w:cantSplit/>
-          <w:trHeight w:hRule="atLeast" w:val="227"/>
+          <w:trHeight w:hRule="exact" w:val="227"/>
           <w:jc w:val="center"/>
         </w:trPr>
         <w:tc>
@@ -10219,7 +10219,7 @@
         </w:tblPrEx>
         <w:trPr>
           <w:cantSplit/>
-          <w:trHeight w:hRule="atLeast" w:val="233"/>
+          <w:trHeight w:hRule="exact" w:val="233"/>
           <w:jc w:val="center"/>
         </w:trPr>
         <w:tc>
